--- a/SP2/Yunker/17/Практика 17.docx
+++ b/SP2/Yunker/17/Практика 17.docx
@@ -206,10 +206,2380 @@
     </w:p>
     <w:p>
       <w:pPr>
-        <w:rPr>
-          <w:lang w:val="en-US"/>
-        </w:rPr>
-      </w:pPr>
+        <w:shd w:val="clear" w:color="auto" w:fill="1E1E1E"/>
+        <w:spacing w:after="0" w:line="207" w:lineRule="atLeast"/>
+        <w:rPr>
+          <w:rFonts w:ascii="Consolas" w:eastAsia="Times New Roman" w:hAnsi="Consolas" w:cs="Times New Roman"/>
+          <w:color w:val="D4D4D4"/>
+          <w:kern w:val="0"/>
+          <w:sz w:val="15"/>
+          <w:szCs w:val="15"/>
+          <w:lang w:val="en-US" w:eastAsia="ru-RU"/>
+        </w:rPr>
+      </w:pPr>
+      <w:r>
+        <w:rPr>
+          <w:rFonts w:ascii="Consolas" w:eastAsia="Times New Roman" w:hAnsi="Consolas" w:cs="Times New Roman"/>
+          <w:color w:val="9B9B9B"/>
+          <w:kern w:val="0"/>
+          <w:sz w:val="15"/>
+          <w:szCs w:val="15"/>
+          <w:lang w:val="en-US" w:eastAsia="ru-RU"/>
+        </w:rPr>
+        <w:t>#include</w:t>
+      </w:r>
+      <w:r>
+        <w:rPr>
+          <w:rFonts w:ascii="Consolas" w:eastAsia="Times New Roman" w:hAnsi="Consolas" w:cs="Times New Roman"/>
+          <w:color w:val="569CD6"/>
+          <w:kern w:val="0"/>
+          <w:sz w:val="15"/>
+          <w:szCs w:val="15"/>
+          <w:lang w:val="en-US" w:eastAsia="ru-RU"/>
+        </w:rPr>
+        <w:t xml:space="preserve"> </w:t>
+      </w:r>
+      <w:r>
+        <w:rPr>
+          <w:rFonts w:ascii="Consolas" w:eastAsia="Times New Roman" w:hAnsi="Consolas" w:cs="Times New Roman"/>
+          <w:color w:val="CE9178"/>
+          <w:kern w:val="0"/>
+          <w:sz w:val="15"/>
+          <w:szCs w:val="15"/>
+          <w:lang w:val="en-US" w:eastAsia="ru-RU"/>
+        </w:rPr>
+        <w:t>&lt;</w:t>
+      </w:r>
+      <w:proofErr w:type="spellStart"/>
+      <w:r>
+        <w:rPr>
+          <w:rFonts w:ascii="Consolas" w:eastAsia="Times New Roman" w:hAnsi="Consolas" w:cs="Times New Roman"/>
+          <w:color w:val="CE9178"/>
+          <w:kern w:val="0"/>
+          <w:sz w:val="15"/>
+          <w:szCs w:val="15"/>
+          <w:lang w:val="en-US" w:eastAsia="ru-RU"/>
+        </w:rPr>
+        <w:t>stdio.h</w:t>
+      </w:r>
+      <w:proofErr w:type="spellEnd"/>
+      <w:r>
+        <w:rPr>
+          <w:rFonts w:ascii="Consolas" w:eastAsia="Times New Roman" w:hAnsi="Consolas" w:cs="Times New Roman"/>
+          <w:color w:val="CE9178"/>
+          <w:kern w:val="0"/>
+          <w:sz w:val="15"/>
+          <w:szCs w:val="15"/>
+          <w:lang w:val="en-US" w:eastAsia="ru-RU"/>
+        </w:rPr>
+        <w:t>&gt;</w:t>
+      </w:r>
+    </w:p>
+    <w:p>
+      <w:pPr>
+        <w:shd w:val="clear" w:color="auto" w:fill="1E1E1E"/>
+        <w:spacing w:after="0" w:line="207" w:lineRule="atLeast"/>
+        <w:rPr>
+          <w:rFonts w:ascii="Consolas" w:eastAsia="Times New Roman" w:hAnsi="Consolas" w:cs="Times New Roman"/>
+          <w:color w:val="D4D4D4"/>
+          <w:kern w:val="0"/>
+          <w:sz w:val="15"/>
+          <w:szCs w:val="15"/>
+          <w:lang w:val="en-US" w:eastAsia="ru-RU"/>
+        </w:rPr>
+      </w:pPr>
+      <w:r>
+        <w:rPr>
+          <w:rFonts w:ascii="Consolas" w:eastAsia="Times New Roman" w:hAnsi="Consolas" w:cs="Times New Roman"/>
+          <w:color w:val="9B9B9B"/>
+          <w:kern w:val="0"/>
+          <w:sz w:val="15"/>
+          <w:szCs w:val="15"/>
+          <w:lang w:val="en-US" w:eastAsia="ru-RU"/>
+        </w:rPr>
+        <w:t>#include</w:t>
+      </w:r>
+      <w:r>
+        <w:rPr>
+          <w:rFonts w:ascii="Consolas" w:eastAsia="Times New Roman" w:hAnsi="Consolas" w:cs="Times New Roman"/>
+          <w:color w:val="569CD6"/>
+          <w:kern w:val="0"/>
+          <w:sz w:val="15"/>
+          <w:szCs w:val="15"/>
+          <w:lang w:val="en-US" w:eastAsia="ru-RU"/>
+        </w:rPr>
+        <w:t xml:space="preserve"> </w:t>
+      </w:r>
+      <w:r>
+        <w:rPr>
+          <w:rFonts w:ascii="Consolas" w:eastAsia="Times New Roman" w:hAnsi="Consolas" w:cs="Times New Roman"/>
+          <w:color w:val="CE9178"/>
+          <w:kern w:val="0"/>
+          <w:sz w:val="15"/>
+          <w:szCs w:val="15"/>
+          <w:lang w:val="en-US" w:eastAsia="ru-RU"/>
+        </w:rPr>
+        <w:t>&lt;</w:t>
+      </w:r>
+      <w:proofErr w:type="spellStart"/>
+      <w:r>
+        <w:rPr>
+          <w:rFonts w:ascii="Consolas" w:eastAsia="Times New Roman" w:hAnsi="Consolas" w:cs="Times New Roman"/>
+          <w:color w:val="CE9178"/>
+          <w:kern w:val="0"/>
+          <w:sz w:val="15"/>
+          <w:szCs w:val="15"/>
+          <w:lang w:val="en-US" w:eastAsia="ru-RU"/>
+        </w:rPr>
+        <w:t>locale.h</w:t>
+      </w:r>
+      <w:proofErr w:type="spellEnd"/>
+      <w:r>
+        <w:rPr>
+          <w:rFonts w:ascii="Consolas" w:eastAsia="Times New Roman" w:hAnsi="Consolas" w:cs="Times New Roman"/>
+          <w:color w:val="CE9178"/>
+          <w:kern w:val="0"/>
+          <w:sz w:val="15"/>
+          <w:szCs w:val="15"/>
+          <w:lang w:val="en-US" w:eastAsia="ru-RU"/>
+        </w:rPr>
+        <w:t>&gt;</w:t>
+      </w:r>
+    </w:p>
+    <w:p>
+      <w:pPr>
+        <w:shd w:val="clear" w:color="auto" w:fill="1E1E1E"/>
+        <w:spacing w:after="0" w:line="207" w:lineRule="atLeast"/>
+        <w:rPr>
+          <w:rFonts w:ascii="Consolas" w:eastAsia="Times New Roman" w:hAnsi="Consolas" w:cs="Times New Roman"/>
+          <w:color w:val="D4D4D4"/>
+          <w:kern w:val="0"/>
+          <w:sz w:val="15"/>
+          <w:szCs w:val="15"/>
+          <w:lang w:val="en-US" w:eastAsia="ru-RU"/>
+        </w:rPr>
+      </w:pPr>
+      <w:r>
+        <w:rPr>
+          <w:rFonts w:ascii="Consolas" w:eastAsia="Times New Roman" w:hAnsi="Consolas" w:cs="Times New Roman"/>
+          <w:color w:val="9B9B9B"/>
+          <w:kern w:val="0"/>
+          <w:sz w:val="15"/>
+          <w:szCs w:val="15"/>
+          <w:lang w:val="en-US" w:eastAsia="ru-RU"/>
+        </w:rPr>
+        <w:t>#include</w:t>
+      </w:r>
+      <w:r>
+        <w:rPr>
+          <w:rFonts w:ascii="Consolas" w:eastAsia="Times New Roman" w:hAnsi="Consolas" w:cs="Times New Roman"/>
+          <w:color w:val="569CD6"/>
+          <w:kern w:val="0"/>
+          <w:sz w:val="15"/>
+          <w:szCs w:val="15"/>
+          <w:lang w:val="en-US" w:eastAsia="ru-RU"/>
+        </w:rPr>
+        <w:t xml:space="preserve"> </w:t>
+      </w:r>
+      <w:r>
+        <w:rPr>
+          <w:rFonts w:ascii="Consolas" w:eastAsia="Times New Roman" w:hAnsi="Consolas" w:cs="Times New Roman"/>
+          <w:color w:val="CE9178"/>
+          <w:kern w:val="0"/>
+          <w:sz w:val="15"/>
+          <w:szCs w:val="15"/>
+          <w:lang w:val="en-US" w:eastAsia="ru-RU"/>
+        </w:rPr>
+        <w:t>&lt;</w:t>
+      </w:r>
+      <w:proofErr w:type="spellStart"/>
+      <w:r>
+        <w:rPr>
+          <w:rFonts w:ascii="Consolas" w:eastAsia="Times New Roman" w:hAnsi="Consolas" w:cs="Times New Roman"/>
+          <w:color w:val="CE9178"/>
+          <w:kern w:val="0"/>
+          <w:sz w:val="15"/>
+          <w:szCs w:val="15"/>
+          <w:lang w:val="en-US" w:eastAsia="ru-RU"/>
+        </w:rPr>
+        <w:t>stdlib.h</w:t>
+      </w:r>
+      <w:proofErr w:type="spellEnd"/>
+      <w:r>
+        <w:rPr>
+          <w:rFonts w:ascii="Consolas" w:eastAsia="Times New Roman" w:hAnsi="Consolas" w:cs="Times New Roman"/>
+          <w:color w:val="CE9178"/>
+          <w:kern w:val="0"/>
+          <w:sz w:val="15"/>
+          <w:szCs w:val="15"/>
+          <w:lang w:val="en-US" w:eastAsia="ru-RU"/>
+        </w:rPr>
+        <w:t>&gt;</w:t>
+      </w:r>
+    </w:p>
+    <w:p>
+      <w:pPr>
+        <w:shd w:val="clear" w:color="auto" w:fill="1E1E1E"/>
+        <w:spacing w:after="0" w:line="207" w:lineRule="atLeast"/>
+        <w:rPr>
+          <w:rFonts w:ascii="Consolas" w:eastAsia="Times New Roman" w:hAnsi="Consolas" w:cs="Times New Roman"/>
+          <w:color w:val="D4D4D4"/>
+          <w:kern w:val="0"/>
+          <w:sz w:val="15"/>
+          <w:szCs w:val="15"/>
+          <w:lang w:val="en-US" w:eastAsia="ru-RU"/>
+        </w:rPr>
+      </w:pPr>
+      <w:r>
+        <w:rPr>
+          <w:rFonts w:ascii="Consolas" w:eastAsia="Times New Roman" w:hAnsi="Consolas" w:cs="Times New Roman"/>
+          <w:color w:val="9B9B9B"/>
+          <w:kern w:val="0"/>
+          <w:sz w:val="15"/>
+          <w:szCs w:val="15"/>
+          <w:lang w:val="en-US" w:eastAsia="ru-RU"/>
+        </w:rPr>
+        <w:t>#include</w:t>
+      </w:r>
+      <w:r>
+        <w:rPr>
+          <w:rFonts w:ascii="Consolas" w:eastAsia="Times New Roman" w:hAnsi="Consolas" w:cs="Times New Roman"/>
+          <w:color w:val="569CD6"/>
+          <w:kern w:val="0"/>
+          <w:sz w:val="15"/>
+          <w:szCs w:val="15"/>
+          <w:lang w:val="en-US" w:eastAsia="ru-RU"/>
+        </w:rPr>
+        <w:t xml:space="preserve"> </w:t>
+      </w:r>
+      <w:r>
+        <w:rPr>
+          <w:rFonts w:ascii="Consolas" w:eastAsia="Times New Roman" w:hAnsi="Consolas" w:cs="Times New Roman"/>
+          <w:color w:val="CE9178"/>
+          <w:kern w:val="0"/>
+          <w:sz w:val="15"/>
+          <w:szCs w:val="15"/>
+          <w:lang w:val="en-US" w:eastAsia="ru-RU"/>
+        </w:rPr>
+        <w:t>&lt;</w:t>
+      </w:r>
+      <w:proofErr w:type="spellStart"/>
+      <w:r>
+        <w:rPr>
+          <w:rFonts w:ascii="Consolas" w:eastAsia="Times New Roman" w:hAnsi="Consolas" w:cs="Times New Roman"/>
+          <w:color w:val="CE9178"/>
+          <w:kern w:val="0"/>
+          <w:sz w:val="15"/>
+          <w:szCs w:val="15"/>
+          <w:lang w:val="en-US" w:eastAsia="ru-RU"/>
+        </w:rPr>
+        <w:t>time.h</w:t>
+      </w:r>
+      <w:proofErr w:type="spellEnd"/>
+      <w:r>
+        <w:rPr>
+          <w:rFonts w:ascii="Consolas" w:eastAsia="Times New Roman" w:hAnsi="Consolas" w:cs="Times New Roman"/>
+          <w:color w:val="CE9178"/>
+          <w:kern w:val="0"/>
+          <w:sz w:val="15"/>
+          <w:szCs w:val="15"/>
+          <w:lang w:val="en-US" w:eastAsia="ru-RU"/>
+        </w:rPr>
+        <w:t>&gt;</w:t>
+      </w:r>
+    </w:p>
+    <w:p>
+      <w:pPr>
+        <w:shd w:val="clear" w:color="auto" w:fill="1E1E1E"/>
+        <w:spacing w:after="0" w:line="207" w:lineRule="atLeast"/>
+        <w:rPr>
+          <w:rFonts w:ascii="Consolas" w:eastAsia="Times New Roman" w:hAnsi="Consolas" w:cs="Times New Roman"/>
+          <w:color w:val="D4D4D4"/>
+          <w:kern w:val="0"/>
+          <w:sz w:val="15"/>
+          <w:szCs w:val="15"/>
+          <w:lang w:val="en-US" w:eastAsia="ru-RU"/>
+        </w:rPr>
+      </w:pPr>
+    </w:p>
+    <w:p>
+      <w:pPr>
+        <w:shd w:val="clear" w:color="auto" w:fill="1E1E1E"/>
+        <w:spacing w:after="0" w:line="207" w:lineRule="atLeast"/>
+        <w:rPr>
+          <w:rFonts w:ascii="Consolas" w:eastAsia="Times New Roman" w:hAnsi="Consolas" w:cs="Times New Roman"/>
+          <w:color w:val="D4D4D4"/>
+          <w:kern w:val="0"/>
+          <w:sz w:val="15"/>
+          <w:szCs w:val="15"/>
+          <w:lang w:val="en-US" w:eastAsia="ru-RU"/>
+        </w:rPr>
+      </w:pPr>
+      <w:proofErr w:type="spellStart"/>
+      <w:proofErr w:type="gramStart"/>
+      <w:r>
+        <w:rPr>
+          <w:rFonts w:ascii="Consolas" w:eastAsia="Times New Roman" w:hAnsi="Consolas" w:cs="Times New Roman"/>
+          <w:color w:val="569CD6"/>
+          <w:kern w:val="0"/>
+          <w:sz w:val="15"/>
+          <w:szCs w:val="15"/>
+          <w:lang w:val="en-US" w:eastAsia="ru-RU"/>
+        </w:rPr>
+        <w:t>int</w:t>
+      </w:r>
+      <w:proofErr w:type="spellEnd"/>
+      <w:proofErr w:type="gramEnd"/>
+      <w:r>
+        <w:rPr>
+          <w:rFonts w:ascii="Consolas" w:eastAsia="Times New Roman" w:hAnsi="Consolas" w:cs="Times New Roman"/>
+          <w:color w:val="D4D4D4"/>
+          <w:kern w:val="0"/>
+          <w:sz w:val="15"/>
+          <w:szCs w:val="15"/>
+          <w:lang w:val="en-US" w:eastAsia="ru-RU"/>
+        </w:rPr>
+        <w:t xml:space="preserve"> </w:t>
+      </w:r>
+      <w:r>
+        <w:rPr>
+          <w:rFonts w:ascii="Consolas" w:eastAsia="Times New Roman" w:hAnsi="Consolas" w:cs="Times New Roman"/>
+          <w:color w:val="C8C8C8"/>
+          <w:kern w:val="0"/>
+          <w:sz w:val="15"/>
+          <w:szCs w:val="15"/>
+          <w:lang w:val="en-US" w:eastAsia="ru-RU"/>
+        </w:rPr>
+        <w:t>main</w:t>
+      </w:r>
+      <w:r>
+        <w:rPr>
+          <w:rFonts w:ascii="Consolas" w:eastAsia="Times New Roman" w:hAnsi="Consolas" w:cs="Times New Roman"/>
+          <w:color w:val="D4D4D4"/>
+          <w:kern w:val="0"/>
+          <w:sz w:val="15"/>
+          <w:szCs w:val="15"/>
+          <w:lang w:val="en-US" w:eastAsia="ru-RU"/>
+        </w:rPr>
+        <w:t>() {</w:t>
+      </w:r>
+    </w:p>
+    <w:p>
+      <w:pPr>
+        <w:shd w:val="clear" w:color="auto" w:fill="1E1E1E"/>
+        <w:spacing w:after="0" w:line="207" w:lineRule="atLeast"/>
+        <w:rPr>
+          <w:rFonts w:ascii="Consolas" w:eastAsia="Times New Roman" w:hAnsi="Consolas" w:cs="Times New Roman"/>
+          <w:color w:val="D4D4D4"/>
+          <w:kern w:val="0"/>
+          <w:sz w:val="15"/>
+          <w:szCs w:val="15"/>
+          <w:lang w:val="en-US" w:eastAsia="ru-RU"/>
+        </w:rPr>
+      </w:pPr>
+    </w:p>
+    <w:p>
+      <w:pPr>
+        <w:shd w:val="clear" w:color="auto" w:fill="1E1E1E"/>
+        <w:spacing w:after="0" w:line="207" w:lineRule="atLeast"/>
+        <w:rPr>
+          <w:rFonts w:ascii="Consolas" w:eastAsia="Times New Roman" w:hAnsi="Consolas" w:cs="Times New Roman"/>
+          <w:color w:val="D4D4D4"/>
+          <w:kern w:val="0"/>
+          <w:sz w:val="15"/>
+          <w:szCs w:val="15"/>
+          <w:lang w:val="en-US" w:eastAsia="ru-RU"/>
+        </w:rPr>
+      </w:pPr>
+      <w:r>
+        <w:rPr>
+          <w:rFonts w:ascii="Consolas" w:eastAsia="Times New Roman" w:hAnsi="Consolas" w:cs="Times New Roman"/>
+          <w:color w:val="D4D4D4"/>
+          <w:kern w:val="0"/>
+          <w:sz w:val="15"/>
+          <w:szCs w:val="15"/>
+          <w:lang w:val="en-US" w:eastAsia="ru-RU"/>
+        </w:rPr>
+        <w:t xml:space="preserve">    </w:t>
+      </w:r>
+      <w:proofErr w:type="spellStart"/>
+      <w:proofErr w:type="gramStart"/>
+      <w:r>
+        <w:rPr>
+          <w:rFonts w:ascii="Consolas" w:eastAsia="Times New Roman" w:hAnsi="Consolas" w:cs="Times New Roman"/>
+          <w:color w:val="C8C8C8"/>
+          <w:kern w:val="0"/>
+          <w:sz w:val="15"/>
+          <w:szCs w:val="15"/>
+          <w:lang w:val="en-US" w:eastAsia="ru-RU"/>
+        </w:rPr>
+        <w:t>setlocale</w:t>
+      </w:r>
+      <w:proofErr w:type="spellEnd"/>
+      <w:r>
+        <w:rPr>
+          <w:rFonts w:ascii="Consolas" w:eastAsia="Times New Roman" w:hAnsi="Consolas" w:cs="Times New Roman"/>
+          <w:color w:val="D4D4D4"/>
+          <w:kern w:val="0"/>
+          <w:sz w:val="15"/>
+          <w:szCs w:val="15"/>
+          <w:lang w:val="en-US" w:eastAsia="ru-RU"/>
+        </w:rPr>
+        <w:t>(</w:t>
+      </w:r>
+      <w:proofErr w:type="gramEnd"/>
+      <w:r>
+        <w:rPr>
+          <w:rFonts w:ascii="Consolas" w:eastAsia="Times New Roman" w:hAnsi="Consolas" w:cs="Times New Roman"/>
+          <w:color w:val="BD63C5"/>
+          <w:kern w:val="0"/>
+          <w:sz w:val="15"/>
+          <w:szCs w:val="15"/>
+          <w:lang w:val="en-US" w:eastAsia="ru-RU"/>
+        </w:rPr>
+        <w:t>LC_ALL</w:t>
+      </w:r>
+      <w:r>
+        <w:rPr>
+          <w:rFonts w:ascii="Consolas" w:eastAsia="Times New Roman" w:hAnsi="Consolas" w:cs="Times New Roman"/>
+          <w:color w:val="D4D4D4"/>
+          <w:kern w:val="0"/>
+          <w:sz w:val="15"/>
+          <w:szCs w:val="15"/>
+          <w:lang w:val="en-US" w:eastAsia="ru-RU"/>
+        </w:rPr>
+        <w:t xml:space="preserve">, </w:t>
+      </w:r>
+      <w:r>
+        <w:rPr>
+          <w:rFonts w:ascii="Consolas" w:eastAsia="Times New Roman" w:hAnsi="Consolas" w:cs="Times New Roman"/>
+          <w:color w:val="CE9178"/>
+          <w:kern w:val="0"/>
+          <w:sz w:val="15"/>
+          <w:szCs w:val="15"/>
+          <w:lang w:val="en-US" w:eastAsia="ru-RU"/>
+        </w:rPr>
+        <w:t>"Russian"</w:t>
+      </w:r>
+      <w:r>
+        <w:rPr>
+          <w:rFonts w:ascii="Consolas" w:eastAsia="Times New Roman" w:hAnsi="Consolas" w:cs="Times New Roman"/>
+          <w:color w:val="D4D4D4"/>
+          <w:kern w:val="0"/>
+          <w:sz w:val="15"/>
+          <w:szCs w:val="15"/>
+          <w:lang w:val="en-US" w:eastAsia="ru-RU"/>
+        </w:rPr>
+        <w:t>);</w:t>
+      </w:r>
+    </w:p>
+    <w:p>
+      <w:pPr>
+        <w:shd w:val="clear" w:color="auto" w:fill="1E1E1E"/>
+        <w:spacing w:after="0" w:line="207" w:lineRule="atLeast"/>
+        <w:rPr>
+          <w:rFonts w:ascii="Consolas" w:eastAsia="Times New Roman" w:hAnsi="Consolas" w:cs="Times New Roman"/>
+          <w:color w:val="D4D4D4"/>
+          <w:kern w:val="0"/>
+          <w:sz w:val="15"/>
+          <w:szCs w:val="15"/>
+          <w:lang w:val="en-US" w:eastAsia="ru-RU"/>
+        </w:rPr>
+      </w:pPr>
+    </w:p>
+    <w:p>
+      <w:pPr>
+        <w:shd w:val="clear" w:color="auto" w:fill="1E1E1E"/>
+        <w:spacing w:after="0" w:line="207" w:lineRule="atLeast"/>
+        <w:rPr>
+          <w:rFonts w:ascii="Consolas" w:eastAsia="Times New Roman" w:hAnsi="Consolas" w:cs="Times New Roman"/>
+          <w:color w:val="D4D4D4"/>
+          <w:kern w:val="0"/>
+          <w:sz w:val="15"/>
+          <w:szCs w:val="15"/>
+          <w:lang w:val="en-US" w:eastAsia="ru-RU"/>
+        </w:rPr>
+      </w:pPr>
+      <w:r>
+        <w:rPr>
+          <w:rFonts w:ascii="Consolas" w:eastAsia="Times New Roman" w:hAnsi="Consolas" w:cs="Times New Roman"/>
+          <w:color w:val="D4D4D4"/>
+          <w:kern w:val="0"/>
+          <w:sz w:val="15"/>
+          <w:szCs w:val="15"/>
+          <w:lang w:val="en-US" w:eastAsia="ru-RU"/>
+        </w:rPr>
+        <w:t xml:space="preserve">    </w:t>
+      </w:r>
+      <w:proofErr w:type="spellStart"/>
+      <w:proofErr w:type="gramStart"/>
+      <w:r>
+        <w:rPr>
+          <w:rFonts w:ascii="Consolas" w:eastAsia="Times New Roman" w:hAnsi="Consolas" w:cs="Times New Roman"/>
+          <w:color w:val="C8C8C8"/>
+          <w:kern w:val="0"/>
+          <w:sz w:val="15"/>
+          <w:szCs w:val="15"/>
+          <w:lang w:val="en-US" w:eastAsia="ru-RU"/>
+        </w:rPr>
+        <w:t>srand</w:t>
+      </w:r>
+      <w:proofErr w:type="spellEnd"/>
+      <w:r>
+        <w:rPr>
+          <w:rFonts w:ascii="Consolas" w:eastAsia="Times New Roman" w:hAnsi="Consolas" w:cs="Times New Roman"/>
+          <w:color w:val="D4D4D4"/>
+          <w:kern w:val="0"/>
+          <w:sz w:val="15"/>
+          <w:szCs w:val="15"/>
+          <w:lang w:val="en-US" w:eastAsia="ru-RU"/>
+        </w:rPr>
+        <w:t>(</w:t>
+      </w:r>
+      <w:proofErr w:type="gramEnd"/>
+      <w:r>
+        <w:rPr>
+          <w:rFonts w:ascii="Consolas" w:eastAsia="Times New Roman" w:hAnsi="Consolas" w:cs="Times New Roman"/>
+          <w:color w:val="C8C8C8"/>
+          <w:kern w:val="0"/>
+          <w:sz w:val="15"/>
+          <w:szCs w:val="15"/>
+          <w:lang w:val="en-US" w:eastAsia="ru-RU"/>
+        </w:rPr>
+        <w:t>time</w:t>
+      </w:r>
+      <w:r>
+        <w:rPr>
+          <w:rFonts w:ascii="Consolas" w:eastAsia="Times New Roman" w:hAnsi="Consolas" w:cs="Times New Roman"/>
+          <w:color w:val="D4D4D4"/>
+          <w:kern w:val="0"/>
+          <w:sz w:val="15"/>
+          <w:szCs w:val="15"/>
+          <w:lang w:val="en-US" w:eastAsia="ru-RU"/>
+        </w:rPr>
+        <w:t>(</w:t>
+      </w:r>
+      <w:r>
+        <w:rPr>
+          <w:rFonts w:ascii="Consolas" w:eastAsia="Times New Roman" w:hAnsi="Consolas" w:cs="Times New Roman"/>
+          <w:color w:val="BD63C5"/>
+          <w:kern w:val="0"/>
+          <w:sz w:val="15"/>
+          <w:szCs w:val="15"/>
+          <w:lang w:val="en-US" w:eastAsia="ru-RU"/>
+        </w:rPr>
+        <w:t>NULL</w:t>
+      </w:r>
+      <w:r>
+        <w:rPr>
+          <w:rFonts w:ascii="Consolas" w:eastAsia="Times New Roman" w:hAnsi="Consolas" w:cs="Times New Roman"/>
+          <w:color w:val="D4D4D4"/>
+          <w:kern w:val="0"/>
+          <w:sz w:val="15"/>
+          <w:szCs w:val="15"/>
+          <w:lang w:val="en-US" w:eastAsia="ru-RU"/>
+        </w:rPr>
+        <w:t>));</w:t>
+      </w:r>
+    </w:p>
+    <w:p>
+      <w:pPr>
+        <w:shd w:val="clear" w:color="auto" w:fill="1E1E1E"/>
+        <w:spacing w:after="0" w:line="207" w:lineRule="atLeast"/>
+        <w:rPr>
+          <w:rFonts w:ascii="Consolas" w:eastAsia="Times New Roman" w:hAnsi="Consolas" w:cs="Times New Roman"/>
+          <w:color w:val="D4D4D4"/>
+          <w:kern w:val="0"/>
+          <w:sz w:val="15"/>
+          <w:szCs w:val="15"/>
+          <w:lang w:val="en-US" w:eastAsia="ru-RU"/>
+        </w:rPr>
+      </w:pPr>
+    </w:p>
+    <w:p>
+      <w:pPr>
+        <w:shd w:val="clear" w:color="auto" w:fill="1E1E1E"/>
+        <w:spacing w:after="0" w:line="207" w:lineRule="atLeast"/>
+        <w:rPr>
+          <w:rFonts w:ascii="Consolas" w:eastAsia="Times New Roman" w:hAnsi="Consolas" w:cs="Times New Roman"/>
+          <w:color w:val="D4D4D4"/>
+          <w:kern w:val="0"/>
+          <w:sz w:val="15"/>
+          <w:szCs w:val="15"/>
+          <w:lang w:val="en-US" w:eastAsia="ru-RU"/>
+        </w:rPr>
+      </w:pPr>
+      <w:r>
+        <w:rPr>
+          <w:rFonts w:ascii="Consolas" w:eastAsia="Times New Roman" w:hAnsi="Consolas" w:cs="Times New Roman"/>
+          <w:color w:val="D4D4D4"/>
+          <w:kern w:val="0"/>
+          <w:sz w:val="15"/>
+          <w:szCs w:val="15"/>
+          <w:lang w:val="en-US" w:eastAsia="ru-RU"/>
+        </w:rPr>
+        <w:t xml:space="preserve">    </w:t>
+      </w:r>
+      <w:proofErr w:type="spellStart"/>
+      <w:proofErr w:type="gramStart"/>
+      <w:r>
+        <w:rPr>
+          <w:rFonts w:ascii="Consolas" w:eastAsia="Times New Roman" w:hAnsi="Consolas" w:cs="Times New Roman"/>
+          <w:color w:val="569CD6"/>
+          <w:kern w:val="0"/>
+          <w:sz w:val="15"/>
+          <w:szCs w:val="15"/>
+          <w:lang w:val="en-US" w:eastAsia="ru-RU"/>
+        </w:rPr>
+        <w:t>int</w:t>
+      </w:r>
+      <w:proofErr w:type="spellEnd"/>
+      <w:proofErr w:type="gramEnd"/>
+      <w:r>
+        <w:rPr>
+          <w:rFonts w:ascii="Consolas" w:eastAsia="Times New Roman" w:hAnsi="Consolas" w:cs="Times New Roman"/>
+          <w:color w:val="D4D4D4"/>
+          <w:kern w:val="0"/>
+          <w:sz w:val="15"/>
+          <w:szCs w:val="15"/>
+          <w:lang w:val="en-US" w:eastAsia="ru-RU"/>
+        </w:rPr>
+        <w:t xml:space="preserve"> </w:t>
+      </w:r>
+      <w:r>
+        <w:rPr>
+          <w:rFonts w:ascii="Consolas" w:eastAsia="Times New Roman" w:hAnsi="Consolas" w:cs="Times New Roman"/>
+          <w:color w:val="C8C8C8"/>
+          <w:kern w:val="0"/>
+          <w:sz w:val="15"/>
+          <w:szCs w:val="15"/>
+          <w:lang w:val="en-US" w:eastAsia="ru-RU"/>
+        </w:rPr>
+        <w:t>m</w:t>
+      </w:r>
+      <w:r>
+        <w:rPr>
+          <w:rFonts w:ascii="Consolas" w:eastAsia="Times New Roman" w:hAnsi="Consolas" w:cs="Times New Roman"/>
+          <w:color w:val="D4D4D4"/>
+          <w:kern w:val="0"/>
+          <w:sz w:val="15"/>
+          <w:szCs w:val="15"/>
+          <w:lang w:val="en-US" w:eastAsia="ru-RU"/>
+        </w:rPr>
+        <w:t xml:space="preserve"> = </w:t>
+      </w:r>
+      <w:r>
+        <w:rPr>
+          <w:rFonts w:ascii="Consolas" w:eastAsia="Times New Roman" w:hAnsi="Consolas" w:cs="Times New Roman"/>
+          <w:color w:val="B5CEA8"/>
+          <w:kern w:val="0"/>
+          <w:sz w:val="15"/>
+          <w:szCs w:val="15"/>
+          <w:lang w:val="en-US" w:eastAsia="ru-RU"/>
+        </w:rPr>
+        <w:t>1</w:t>
+      </w:r>
+      <w:r>
+        <w:rPr>
+          <w:rFonts w:ascii="Consolas" w:eastAsia="Times New Roman" w:hAnsi="Consolas" w:cs="Times New Roman"/>
+          <w:color w:val="D4D4D4"/>
+          <w:kern w:val="0"/>
+          <w:sz w:val="15"/>
+          <w:szCs w:val="15"/>
+          <w:lang w:val="en-US" w:eastAsia="ru-RU"/>
+        </w:rPr>
+        <w:t xml:space="preserve"> + </w:t>
+      </w:r>
+      <w:r>
+        <w:rPr>
+          <w:rFonts w:ascii="Consolas" w:eastAsia="Times New Roman" w:hAnsi="Consolas" w:cs="Times New Roman"/>
+          <w:color w:val="C8C8C8"/>
+          <w:kern w:val="0"/>
+          <w:sz w:val="15"/>
+          <w:szCs w:val="15"/>
+          <w:lang w:val="en-US" w:eastAsia="ru-RU"/>
+        </w:rPr>
+        <w:t>rand</w:t>
+      </w:r>
+      <w:r>
+        <w:rPr>
+          <w:rFonts w:ascii="Consolas" w:eastAsia="Times New Roman" w:hAnsi="Consolas" w:cs="Times New Roman"/>
+          <w:color w:val="D4D4D4"/>
+          <w:kern w:val="0"/>
+          <w:sz w:val="15"/>
+          <w:szCs w:val="15"/>
+          <w:lang w:val="en-US" w:eastAsia="ru-RU"/>
+        </w:rPr>
+        <w:t xml:space="preserve">() % </w:t>
+      </w:r>
+      <w:r>
+        <w:rPr>
+          <w:rFonts w:ascii="Consolas" w:eastAsia="Times New Roman" w:hAnsi="Consolas" w:cs="Times New Roman"/>
+          <w:color w:val="B5CEA8"/>
+          <w:kern w:val="0"/>
+          <w:sz w:val="15"/>
+          <w:szCs w:val="15"/>
+          <w:lang w:val="en-US" w:eastAsia="ru-RU"/>
+        </w:rPr>
+        <w:t>3</w:t>
+      </w:r>
+      <w:r>
+        <w:rPr>
+          <w:rFonts w:ascii="Consolas" w:eastAsia="Times New Roman" w:hAnsi="Consolas" w:cs="Times New Roman"/>
+          <w:color w:val="D4D4D4"/>
+          <w:kern w:val="0"/>
+          <w:sz w:val="15"/>
+          <w:szCs w:val="15"/>
+          <w:lang w:val="en-US" w:eastAsia="ru-RU"/>
+        </w:rPr>
+        <w:t>;</w:t>
+      </w:r>
+    </w:p>
+    <w:p>
+      <w:pPr>
+        <w:shd w:val="clear" w:color="auto" w:fill="1E1E1E"/>
+        <w:spacing w:after="0" w:line="207" w:lineRule="atLeast"/>
+        <w:rPr>
+          <w:rFonts w:ascii="Consolas" w:eastAsia="Times New Roman" w:hAnsi="Consolas" w:cs="Times New Roman"/>
+          <w:color w:val="D4D4D4"/>
+          <w:kern w:val="0"/>
+          <w:sz w:val="15"/>
+          <w:szCs w:val="15"/>
+          <w:lang w:val="en-US" w:eastAsia="ru-RU"/>
+        </w:rPr>
+      </w:pPr>
+    </w:p>
+    <w:p>
+      <w:pPr>
+        <w:shd w:val="clear" w:color="auto" w:fill="1E1E1E"/>
+        <w:spacing w:after="0" w:line="207" w:lineRule="atLeast"/>
+        <w:rPr>
+          <w:rFonts w:ascii="Consolas" w:eastAsia="Times New Roman" w:hAnsi="Consolas" w:cs="Times New Roman"/>
+          <w:color w:val="D4D4D4"/>
+          <w:kern w:val="0"/>
+          <w:sz w:val="15"/>
+          <w:szCs w:val="15"/>
+          <w:lang w:val="en-US" w:eastAsia="ru-RU"/>
+        </w:rPr>
+      </w:pPr>
+      <w:r>
+        <w:rPr>
+          <w:rFonts w:ascii="Consolas" w:eastAsia="Times New Roman" w:hAnsi="Consolas" w:cs="Times New Roman"/>
+          <w:color w:val="D4D4D4"/>
+          <w:kern w:val="0"/>
+          <w:sz w:val="15"/>
+          <w:szCs w:val="15"/>
+          <w:lang w:val="en-US" w:eastAsia="ru-RU"/>
+        </w:rPr>
+        <w:t xml:space="preserve">    </w:t>
+      </w:r>
+      <w:proofErr w:type="spellStart"/>
+      <w:proofErr w:type="gramStart"/>
+      <w:r>
+        <w:rPr>
+          <w:rFonts w:ascii="Consolas" w:eastAsia="Times New Roman" w:hAnsi="Consolas" w:cs="Times New Roman"/>
+          <w:color w:val="C8C8C8"/>
+          <w:kern w:val="0"/>
+          <w:sz w:val="15"/>
+          <w:szCs w:val="15"/>
+          <w:lang w:val="en-US" w:eastAsia="ru-RU"/>
+        </w:rPr>
+        <w:t>printf</w:t>
+      </w:r>
+      <w:proofErr w:type="spellEnd"/>
+      <w:r>
+        <w:rPr>
+          <w:rFonts w:ascii="Consolas" w:eastAsia="Times New Roman" w:hAnsi="Consolas" w:cs="Times New Roman"/>
+          <w:color w:val="D4D4D4"/>
+          <w:kern w:val="0"/>
+          <w:sz w:val="15"/>
+          <w:szCs w:val="15"/>
+          <w:lang w:val="en-US" w:eastAsia="ru-RU"/>
+        </w:rPr>
+        <w:t>(</w:t>
+      </w:r>
+      <w:proofErr w:type="gramEnd"/>
+      <w:r>
+        <w:rPr>
+          <w:rFonts w:ascii="Consolas" w:eastAsia="Times New Roman" w:hAnsi="Consolas" w:cs="Times New Roman"/>
+          <w:color w:val="CE9178"/>
+          <w:kern w:val="0"/>
+          <w:sz w:val="15"/>
+          <w:szCs w:val="15"/>
+          <w:lang w:val="en-US" w:eastAsia="ru-RU"/>
+        </w:rPr>
+        <w:t>"select: 1-stone, 2-paper, 3-scissors\n"</w:t>
+      </w:r>
+      <w:r>
+        <w:rPr>
+          <w:rFonts w:ascii="Consolas" w:eastAsia="Times New Roman" w:hAnsi="Consolas" w:cs="Times New Roman"/>
+          <w:color w:val="D4D4D4"/>
+          <w:kern w:val="0"/>
+          <w:sz w:val="15"/>
+          <w:szCs w:val="15"/>
+          <w:lang w:val="en-US" w:eastAsia="ru-RU"/>
+        </w:rPr>
+        <w:t>);</w:t>
+      </w:r>
+    </w:p>
+    <w:p>
+      <w:pPr>
+        <w:shd w:val="clear" w:color="auto" w:fill="1E1E1E"/>
+        <w:spacing w:after="0" w:line="207" w:lineRule="atLeast"/>
+        <w:rPr>
+          <w:rFonts w:ascii="Consolas" w:eastAsia="Times New Roman" w:hAnsi="Consolas" w:cs="Times New Roman"/>
+          <w:color w:val="D4D4D4"/>
+          <w:kern w:val="0"/>
+          <w:sz w:val="15"/>
+          <w:szCs w:val="15"/>
+          <w:lang w:val="en-US" w:eastAsia="ru-RU"/>
+        </w:rPr>
+      </w:pPr>
+    </w:p>
+    <w:p>
+      <w:pPr>
+        <w:shd w:val="clear" w:color="auto" w:fill="1E1E1E"/>
+        <w:spacing w:after="0" w:line="207" w:lineRule="atLeast"/>
+        <w:rPr>
+          <w:rFonts w:ascii="Consolas" w:eastAsia="Times New Roman" w:hAnsi="Consolas" w:cs="Times New Roman"/>
+          <w:color w:val="D4D4D4"/>
+          <w:kern w:val="0"/>
+          <w:sz w:val="15"/>
+          <w:szCs w:val="15"/>
+          <w:lang w:val="en-US" w:eastAsia="ru-RU"/>
+        </w:rPr>
+      </w:pPr>
+      <w:r>
+        <w:rPr>
+          <w:rFonts w:ascii="Consolas" w:eastAsia="Times New Roman" w:hAnsi="Consolas" w:cs="Times New Roman"/>
+          <w:color w:val="D4D4D4"/>
+          <w:kern w:val="0"/>
+          <w:sz w:val="15"/>
+          <w:szCs w:val="15"/>
+          <w:lang w:val="en-US" w:eastAsia="ru-RU"/>
+        </w:rPr>
+        <w:t xml:space="preserve">    </w:t>
+      </w:r>
+      <w:proofErr w:type="spellStart"/>
+      <w:proofErr w:type="gramStart"/>
+      <w:r>
+        <w:rPr>
+          <w:rFonts w:ascii="Consolas" w:eastAsia="Times New Roman" w:hAnsi="Consolas" w:cs="Times New Roman"/>
+          <w:color w:val="569CD6"/>
+          <w:kern w:val="0"/>
+          <w:sz w:val="15"/>
+          <w:szCs w:val="15"/>
+          <w:lang w:val="en-US" w:eastAsia="ru-RU"/>
+        </w:rPr>
+        <w:t>int</w:t>
+      </w:r>
+      <w:proofErr w:type="spellEnd"/>
+      <w:proofErr w:type="gramEnd"/>
+      <w:r>
+        <w:rPr>
+          <w:rFonts w:ascii="Consolas" w:eastAsia="Times New Roman" w:hAnsi="Consolas" w:cs="Times New Roman"/>
+          <w:color w:val="D4D4D4"/>
+          <w:kern w:val="0"/>
+          <w:sz w:val="15"/>
+          <w:szCs w:val="15"/>
+          <w:lang w:val="en-US" w:eastAsia="ru-RU"/>
+        </w:rPr>
+        <w:t xml:space="preserve"> </w:t>
+      </w:r>
+      <w:r>
+        <w:rPr>
+          <w:rFonts w:ascii="Consolas" w:eastAsia="Times New Roman" w:hAnsi="Consolas" w:cs="Times New Roman"/>
+          <w:color w:val="C8C8C8"/>
+          <w:kern w:val="0"/>
+          <w:sz w:val="15"/>
+          <w:szCs w:val="15"/>
+          <w:lang w:val="en-US" w:eastAsia="ru-RU"/>
+        </w:rPr>
+        <w:t>k</w:t>
+      </w:r>
+      <w:r>
+        <w:rPr>
+          <w:rFonts w:ascii="Consolas" w:eastAsia="Times New Roman" w:hAnsi="Consolas" w:cs="Times New Roman"/>
+          <w:color w:val="D4D4D4"/>
+          <w:kern w:val="0"/>
+          <w:sz w:val="15"/>
+          <w:szCs w:val="15"/>
+          <w:lang w:val="en-US" w:eastAsia="ru-RU"/>
+        </w:rPr>
+        <w:t xml:space="preserve">; </w:t>
+      </w:r>
+    </w:p>
+    <w:p>
+      <w:pPr>
+        <w:shd w:val="clear" w:color="auto" w:fill="1E1E1E"/>
+        <w:spacing w:after="0" w:line="207" w:lineRule="atLeast"/>
+        <w:rPr>
+          <w:rFonts w:ascii="Consolas" w:eastAsia="Times New Roman" w:hAnsi="Consolas" w:cs="Times New Roman"/>
+          <w:color w:val="D4D4D4"/>
+          <w:kern w:val="0"/>
+          <w:sz w:val="15"/>
+          <w:szCs w:val="15"/>
+          <w:lang w:val="en-US" w:eastAsia="ru-RU"/>
+        </w:rPr>
+      </w:pPr>
+      <w:r>
+        <w:rPr>
+          <w:rFonts w:ascii="Consolas" w:eastAsia="Times New Roman" w:hAnsi="Consolas" w:cs="Times New Roman"/>
+          <w:color w:val="D4D4D4"/>
+          <w:kern w:val="0"/>
+          <w:sz w:val="15"/>
+          <w:szCs w:val="15"/>
+          <w:lang w:val="en-US" w:eastAsia="ru-RU"/>
+        </w:rPr>
+        <w:t xml:space="preserve">    </w:t>
+      </w:r>
+      <w:proofErr w:type="spellStart"/>
+      <w:proofErr w:type="gramStart"/>
+      <w:r>
+        <w:rPr>
+          <w:rFonts w:ascii="Consolas" w:eastAsia="Times New Roman" w:hAnsi="Consolas" w:cs="Times New Roman"/>
+          <w:color w:val="C8C8C8"/>
+          <w:kern w:val="0"/>
+          <w:sz w:val="15"/>
+          <w:szCs w:val="15"/>
+          <w:lang w:val="en-US" w:eastAsia="ru-RU"/>
+        </w:rPr>
+        <w:t>scanf</w:t>
+      </w:r>
+      <w:proofErr w:type="spellEnd"/>
+      <w:r>
+        <w:rPr>
+          <w:rFonts w:ascii="Consolas" w:eastAsia="Times New Roman" w:hAnsi="Consolas" w:cs="Times New Roman"/>
+          <w:color w:val="D4D4D4"/>
+          <w:kern w:val="0"/>
+          <w:sz w:val="15"/>
+          <w:szCs w:val="15"/>
+          <w:lang w:val="en-US" w:eastAsia="ru-RU"/>
+        </w:rPr>
+        <w:t>(</w:t>
+      </w:r>
+      <w:proofErr w:type="gramEnd"/>
+      <w:r>
+        <w:rPr>
+          <w:rFonts w:ascii="Consolas" w:eastAsia="Times New Roman" w:hAnsi="Consolas" w:cs="Times New Roman"/>
+          <w:color w:val="CE9178"/>
+          <w:kern w:val="0"/>
+          <w:sz w:val="15"/>
+          <w:szCs w:val="15"/>
+          <w:lang w:val="en-US" w:eastAsia="ru-RU"/>
+        </w:rPr>
+        <w:t>"%d"</w:t>
+      </w:r>
+      <w:r>
+        <w:rPr>
+          <w:rFonts w:ascii="Consolas" w:eastAsia="Times New Roman" w:hAnsi="Consolas" w:cs="Times New Roman"/>
+          <w:color w:val="D4D4D4"/>
+          <w:kern w:val="0"/>
+          <w:sz w:val="15"/>
+          <w:szCs w:val="15"/>
+          <w:lang w:val="en-US" w:eastAsia="ru-RU"/>
+        </w:rPr>
+        <w:t>, &amp;</w:t>
+      </w:r>
+      <w:r>
+        <w:rPr>
+          <w:rFonts w:ascii="Consolas" w:eastAsia="Times New Roman" w:hAnsi="Consolas" w:cs="Times New Roman"/>
+          <w:color w:val="C8C8C8"/>
+          <w:kern w:val="0"/>
+          <w:sz w:val="15"/>
+          <w:szCs w:val="15"/>
+          <w:lang w:val="en-US" w:eastAsia="ru-RU"/>
+        </w:rPr>
+        <w:t>k</w:t>
+      </w:r>
+      <w:r>
+        <w:rPr>
+          <w:rFonts w:ascii="Consolas" w:eastAsia="Times New Roman" w:hAnsi="Consolas" w:cs="Times New Roman"/>
+          <w:color w:val="D4D4D4"/>
+          <w:kern w:val="0"/>
+          <w:sz w:val="15"/>
+          <w:szCs w:val="15"/>
+          <w:lang w:val="en-US" w:eastAsia="ru-RU"/>
+        </w:rPr>
+        <w:t>);</w:t>
+      </w:r>
+    </w:p>
+    <w:p>
+      <w:pPr>
+        <w:shd w:val="clear" w:color="auto" w:fill="1E1E1E"/>
+        <w:spacing w:after="0" w:line="207" w:lineRule="atLeast"/>
+        <w:rPr>
+          <w:rFonts w:ascii="Consolas" w:eastAsia="Times New Roman" w:hAnsi="Consolas" w:cs="Times New Roman"/>
+          <w:color w:val="D4D4D4"/>
+          <w:kern w:val="0"/>
+          <w:sz w:val="15"/>
+          <w:szCs w:val="15"/>
+          <w:lang w:val="en-US" w:eastAsia="ru-RU"/>
+        </w:rPr>
+      </w:pPr>
+    </w:p>
+    <w:p>
+      <w:pPr>
+        <w:shd w:val="clear" w:color="auto" w:fill="1E1E1E"/>
+        <w:spacing w:after="0" w:line="207" w:lineRule="atLeast"/>
+        <w:rPr>
+          <w:rFonts w:ascii="Consolas" w:eastAsia="Times New Roman" w:hAnsi="Consolas" w:cs="Times New Roman"/>
+          <w:color w:val="D4D4D4"/>
+          <w:kern w:val="0"/>
+          <w:sz w:val="15"/>
+          <w:szCs w:val="15"/>
+          <w:lang w:val="en-US" w:eastAsia="ru-RU"/>
+        </w:rPr>
+      </w:pPr>
+      <w:r>
+        <w:rPr>
+          <w:rFonts w:ascii="Consolas" w:eastAsia="Times New Roman" w:hAnsi="Consolas" w:cs="Times New Roman"/>
+          <w:color w:val="D4D4D4"/>
+          <w:kern w:val="0"/>
+          <w:sz w:val="15"/>
+          <w:szCs w:val="15"/>
+          <w:lang w:val="en-US" w:eastAsia="ru-RU"/>
+        </w:rPr>
+        <w:t xml:space="preserve">    </w:t>
+      </w:r>
+      <w:proofErr w:type="gramStart"/>
+      <w:r>
+        <w:rPr>
+          <w:rFonts w:ascii="Consolas" w:eastAsia="Times New Roman" w:hAnsi="Consolas" w:cs="Times New Roman"/>
+          <w:color w:val="569CD6"/>
+          <w:kern w:val="0"/>
+          <w:sz w:val="15"/>
+          <w:szCs w:val="15"/>
+          <w:lang w:val="en-US" w:eastAsia="ru-RU"/>
+        </w:rPr>
+        <w:t>if</w:t>
+      </w:r>
+      <w:proofErr w:type="gramEnd"/>
+      <w:r>
+        <w:rPr>
+          <w:rFonts w:ascii="Consolas" w:eastAsia="Times New Roman" w:hAnsi="Consolas" w:cs="Times New Roman"/>
+          <w:color w:val="D4D4D4"/>
+          <w:kern w:val="0"/>
+          <w:sz w:val="15"/>
+          <w:szCs w:val="15"/>
+          <w:lang w:val="en-US" w:eastAsia="ru-RU"/>
+        </w:rPr>
+        <w:t xml:space="preserve"> (</w:t>
+      </w:r>
+      <w:r>
+        <w:rPr>
+          <w:rFonts w:ascii="Consolas" w:eastAsia="Times New Roman" w:hAnsi="Consolas" w:cs="Times New Roman"/>
+          <w:color w:val="C8C8C8"/>
+          <w:kern w:val="0"/>
+          <w:sz w:val="15"/>
+          <w:szCs w:val="15"/>
+          <w:lang w:val="en-US" w:eastAsia="ru-RU"/>
+        </w:rPr>
+        <w:t>k</w:t>
+      </w:r>
+      <w:r>
+        <w:rPr>
+          <w:rFonts w:ascii="Consolas" w:eastAsia="Times New Roman" w:hAnsi="Consolas" w:cs="Times New Roman"/>
+          <w:color w:val="D4D4D4"/>
+          <w:kern w:val="0"/>
+          <w:sz w:val="15"/>
+          <w:szCs w:val="15"/>
+          <w:lang w:val="en-US" w:eastAsia="ru-RU"/>
+        </w:rPr>
+        <w:t xml:space="preserve"> &lt; </w:t>
+      </w:r>
+      <w:r>
+        <w:rPr>
+          <w:rFonts w:ascii="Consolas" w:eastAsia="Times New Roman" w:hAnsi="Consolas" w:cs="Times New Roman"/>
+          <w:color w:val="B5CEA8"/>
+          <w:kern w:val="0"/>
+          <w:sz w:val="15"/>
+          <w:szCs w:val="15"/>
+          <w:lang w:val="en-US" w:eastAsia="ru-RU"/>
+        </w:rPr>
+        <w:t>1</w:t>
+      </w:r>
+      <w:r>
+        <w:rPr>
+          <w:rFonts w:ascii="Consolas" w:eastAsia="Times New Roman" w:hAnsi="Consolas" w:cs="Times New Roman"/>
+          <w:color w:val="D4D4D4"/>
+          <w:kern w:val="0"/>
+          <w:sz w:val="15"/>
+          <w:szCs w:val="15"/>
+          <w:lang w:val="en-US" w:eastAsia="ru-RU"/>
+        </w:rPr>
+        <w:t xml:space="preserve"> || </w:t>
+      </w:r>
+      <w:r>
+        <w:rPr>
+          <w:rFonts w:ascii="Consolas" w:eastAsia="Times New Roman" w:hAnsi="Consolas" w:cs="Times New Roman"/>
+          <w:color w:val="C8C8C8"/>
+          <w:kern w:val="0"/>
+          <w:sz w:val="15"/>
+          <w:szCs w:val="15"/>
+          <w:lang w:val="en-US" w:eastAsia="ru-RU"/>
+        </w:rPr>
+        <w:t>k</w:t>
+      </w:r>
+      <w:r>
+        <w:rPr>
+          <w:rFonts w:ascii="Consolas" w:eastAsia="Times New Roman" w:hAnsi="Consolas" w:cs="Times New Roman"/>
+          <w:color w:val="D4D4D4"/>
+          <w:kern w:val="0"/>
+          <w:sz w:val="15"/>
+          <w:szCs w:val="15"/>
+          <w:lang w:val="en-US" w:eastAsia="ru-RU"/>
+        </w:rPr>
+        <w:t xml:space="preserve"> &gt; </w:t>
+      </w:r>
+      <w:r>
+        <w:rPr>
+          <w:rFonts w:ascii="Consolas" w:eastAsia="Times New Roman" w:hAnsi="Consolas" w:cs="Times New Roman"/>
+          <w:color w:val="B5CEA8"/>
+          <w:kern w:val="0"/>
+          <w:sz w:val="15"/>
+          <w:szCs w:val="15"/>
+          <w:lang w:val="en-US" w:eastAsia="ru-RU"/>
+        </w:rPr>
+        <w:t>3</w:t>
+      </w:r>
+      <w:r>
+        <w:rPr>
+          <w:rFonts w:ascii="Consolas" w:eastAsia="Times New Roman" w:hAnsi="Consolas" w:cs="Times New Roman"/>
+          <w:color w:val="D4D4D4"/>
+          <w:kern w:val="0"/>
+          <w:sz w:val="15"/>
+          <w:szCs w:val="15"/>
+          <w:lang w:val="en-US" w:eastAsia="ru-RU"/>
+        </w:rPr>
+        <w:t>) {</w:t>
+      </w:r>
+    </w:p>
+    <w:p>
+      <w:pPr>
+        <w:shd w:val="clear" w:color="auto" w:fill="1E1E1E"/>
+        <w:spacing w:after="0" w:line="207" w:lineRule="atLeast"/>
+        <w:rPr>
+          <w:rFonts w:ascii="Consolas" w:eastAsia="Times New Roman" w:hAnsi="Consolas" w:cs="Times New Roman"/>
+          <w:color w:val="D4D4D4"/>
+          <w:kern w:val="0"/>
+          <w:sz w:val="15"/>
+          <w:szCs w:val="15"/>
+          <w:lang w:val="en-US" w:eastAsia="ru-RU"/>
+        </w:rPr>
+      </w:pPr>
+      <w:r>
+        <w:rPr>
+          <w:rFonts w:ascii="Consolas" w:eastAsia="Times New Roman" w:hAnsi="Consolas" w:cs="Times New Roman"/>
+          <w:color w:val="D4D4D4"/>
+          <w:kern w:val="0"/>
+          <w:sz w:val="15"/>
+          <w:szCs w:val="15"/>
+          <w:lang w:val="en-US" w:eastAsia="ru-RU"/>
+        </w:rPr>
+        <w:t xml:space="preserve">        </w:t>
+      </w:r>
+      <w:proofErr w:type="spellStart"/>
+      <w:proofErr w:type="gramStart"/>
+      <w:r>
+        <w:rPr>
+          <w:rFonts w:ascii="Consolas" w:eastAsia="Times New Roman" w:hAnsi="Consolas" w:cs="Times New Roman"/>
+          <w:color w:val="C8C8C8"/>
+          <w:kern w:val="0"/>
+          <w:sz w:val="15"/>
+          <w:szCs w:val="15"/>
+          <w:lang w:val="en-US" w:eastAsia="ru-RU"/>
+        </w:rPr>
+        <w:t>printf</w:t>
+      </w:r>
+      <w:proofErr w:type="spellEnd"/>
+      <w:r>
+        <w:rPr>
+          <w:rFonts w:ascii="Consolas" w:eastAsia="Times New Roman" w:hAnsi="Consolas" w:cs="Times New Roman"/>
+          <w:color w:val="D4D4D4"/>
+          <w:kern w:val="0"/>
+          <w:sz w:val="15"/>
+          <w:szCs w:val="15"/>
+          <w:lang w:val="en-US" w:eastAsia="ru-RU"/>
+        </w:rPr>
+        <w:t>(</w:t>
+      </w:r>
+      <w:proofErr w:type="gramEnd"/>
+      <w:r>
+        <w:rPr>
+          <w:rFonts w:ascii="Consolas" w:eastAsia="Times New Roman" w:hAnsi="Consolas" w:cs="Times New Roman"/>
+          <w:color w:val="CE9178"/>
+          <w:kern w:val="0"/>
+          <w:sz w:val="15"/>
+          <w:szCs w:val="15"/>
+          <w:lang w:val="en-US" w:eastAsia="ru-RU"/>
+        </w:rPr>
+        <w:t>"incorrect!\n"</w:t>
+      </w:r>
+      <w:r>
+        <w:rPr>
+          <w:rFonts w:ascii="Consolas" w:eastAsia="Times New Roman" w:hAnsi="Consolas" w:cs="Times New Roman"/>
+          <w:color w:val="D4D4D4"/>
+          <w:kern w:val="0"/>
+          <w:sz w:val="15"/>
+          <w:szCs w:val="15"/>
+          <w:lang w:val="en-US" w:eastAsia="ru-RU"/>
+        </w:rPr>
+        <w:t>);</w:t>
+      </w:r>
+    </w:p>
+    <w:p>
+      <w:pPr>
+        <w:shd w:val="clear" w:color="auto" w:fill="1E1E1E"/>
+        <w:spacing w:after="0" w:line="207" w:lineRule="atLeast"/>
+        <w:rPr>
+          <w:rFonts w:ascii="Consolas" w:eastAsia="Times New Roman" w:hAnsi="Consolas" w:cs="Times New Roman"/>
+          <w:color w:val="D4D4D4"/>
+          <w:kern w:val="0"/>
+          <w:sz w:val="15"/>
+          <w:szCs w:val="15"/>
+          <w:lang w:val="en-US" w:eastAsia="ru-RU"/>
+        </w:rPr>
+      </w:pPr>
+      <w:r>
+        <w:rPr>
+          <w:rFonts w:ascii="Consolas" w:eastAsia="Times New Roman" w:hAnsi="Consolas" w:cs="Times New Roman"/>
+          <w:color w:val="D4D4D4"/>
+          <w:kern w:val="0"/>
+          <w:sz w:val="15"/>
+          <w:szCs w:val="15"/>
+          <w:lang w:val="en-US" w:eastAsia="ru-RU"/>
+        </w:rPr>
+        <w:t xml:space="preserve">        </w:t>
+      </w:r>
+      <w:proofErr w:type="gramStart"/>
+      <w:r>
+        <w:rPr>
+          <w:rFonts w:ascii="Consolas" w:eastAsia="Times New Roman" w:hAnsi="Consolas" w:cs="Times New Roman"/>
+          <w:color w:val="569CD6"/>
+          <w:kern w:val="0"/>
+          <w:sz w:val="15"/>
+          <w:szCs w:val="15"/>
+          <w:lang w:val="en-US" w:eastAsia="ru-RU"/>
+        </w:rPr>
+        <w:t>return</w:t>
+      </w:r>
+      <w:proofErr w:type="gramEnd"/>
+      <w:r>
+        <w:rPr>
+          <w:rFonts w:ascii="Consolas" w:eastAsia="Times New Roman" w:hAnsi="Consolas" w:cs="Times New Roman"/>
+          <w:color w:val="D4D4D4"/>
+          <w:kern w:val="0"/>
+          <w:sz w:val="15"/>
+          <w:szCs w:val="15"/>
+          <w:lang w:val="en-US" w:eastAsia="ru-RU"/>
+        </w:rPr>
+        <w:t xml:space="preserve"> </w:t>
+      </w:r>
+      <w:r>
+        <w:rPr>
+          <w:rFonts w:ascii="Consolas" w:eastAsia="Times New Roman" w:hAnsi="Consolas" w:cs="Times New Roman"/>
+          <w:color w:val="B5CEA8"/>
+          <w:kern w:val="0"/>
+          <w:sz w:val="15"/>
+          <w:szCs w:val="15"/>
+          <w:lang w:val="en-US" w:eastAsia="ru-RU"/>
+        </w:rPr>
+        <w:t>1</w:t>
+      </w:r>
+      <w:r>
+        <w:rPr>
+          <w:rFonts w:ascii="Consolas" w:eastAsia="Times New Roman" w:hAnsi="Consolas" w:cs="Times New Roman"/>
+          <w:color w:val="D4D4D4"/>
+          <w:kern w:val="0"/>
+          <w:sz w:val="15"/>
+          <w:szCs w:val="15"/>
+          <w:lang w:val="en-US" w:eastAsia="ru-RU"/>
+        </w:rPr>
+        <w:t>;</w:t>
+      </w:r>
+    </w:p>
+    <w:p>
+      <w:pPr>
+        <w:shd w:val="clear" w:color="auto" w:fill="1E1E1E"/>
+        <w:spacing w:after="0" w:line="207" w:lineRule="atLeast"/>
+        <w:rPr>
+          <w:rFonts w:ascii="Consolas" w:eastAsia="Times New Roman" w:hAnsi="Consolas" w:cs="Times New Roman"/>
+          <w:color w:val="D4D4D4"/>
+          <w:kern w:val="0"/>
+          <w:sz w:val="15"/>
+          <w:szCs w:val="15"/>
+          <w:lang w:val="en-US" w:eastAsia="ru-RU"/>
+        </w:rPr>
+      </w:pPr>
+      <w:r>
+        <w:rPr>
+          <w:rFonts w:ascii="Consolas" w:eastAsia="Times New Roman" w:hAnsi="Consolas" w:cs="Times New Roman"/>
+          <w:color w:val="D4D4D4"/>
+          <w:kern w:val="0"/>
+          <w:sz w:val="15"/>
+          <w:szCs w:val="15"/>
+          <w:lang w:val="en-US" w:eastAsia="ru-RU"/>
+        </w:rPr>
+        <w:t>    }</w:t>
+      </w:r>
+    </w:p>
+    <w:p>
+      <w:pPr>
+        <w:shd w:val="clear" w:color="auto" w:fill="1E1E1E"/>
+        <w:spacing w:after="0" w:line="207" w:lineRule="atLeast"/>
+        <w:rPr>
+          <w:rFonts w:ascii="Consolas" w:eastAsia="Times New Roman" w:hAnsi="Consolas" w:cs="Times New Roman"/>
+          <w:color w:val="D4D4D4"/>
+          <w:kern w:val="0"/>
+          <w:sz w:val="15"/>
+          <w:szCs w:val="15"/>
+          <w:lang w:val="en-US" w:eastAsia="ru-RU"/>
+        </w:rPr>
+      </w:pPr>
+    </w:p>
+    <w:p>
+      <w:pPr>
+        <w:shd w:val="clear" w:color="auto" w:fill="1E1E1E"/>
+        <w:spacing w:after="0" w:line="207" w:lineRule="atLeast"/>
+        <w:rPr>
+          <w:rFonts w:ascii="Consolas" w:eastAsia="Times New Roman" w:hAnsi="Consolas" w:cs="Times New Roman"/>
+          <w:color w:val="D4D4D4"/>
+          <w:kern w:val="0"/>
+          <w:sz w:val="15"/>
+          <w:szCs w:val="15"/>
+          <w:lang w:val="en-US" w:eastAsia="ru-RU"/>
+        </w:rPr>
+      </w:pPr>
+      <w:r>
+        <w:rPr>
+          <w:rFonts w:ascii="Consolas" w:eastAsia="Times New Roman" w:hAnsi="Consolas" w:cs="Times New Roman"/>
+          <w:color w:val="D4D4D4"/>
+          <w:kern w:val="0"/>
+          <w:sz w:val="15"/>
+          <w:szCs w:val="15"/>
+          <w:lang w:val="en-US" w:eastAsia="ru-RU"/>
+        </w:rPr>
+        <w:t xml:space="preserve">    </w:t>
+      </w:r>
+      <w:proofErr w:type="gramStart"/>
+      <w:r>
+        <w:rPr>
+          <w:rFonts w:ascii="Consolas" w:eastAsia="Times New Roman" w:hAnsi="Consolas" w:cs="Times New Roman"/>
+          <w:color w:val="569CD6"/>
+          <w:kern w:val="0"/>
+          <w:sz w:val="15"/>
+          <w:szCs w:val="15"/>
+          <w:lang w:val="en-US" w:eastAsia="ru-RU"/>
+        </w:rPr>
+        <w:t>if</w:t>
+      </w:r>
+      <w:proofErr w:type="gramEnd"/>
+      <w:r>
+        <w:rPr>
+          <w:rFonts w:ascii="Consolas" w:eastAsia="Times New Roman" w:hAnsi="Consolas" w:cs="Times New Roman"/>
+          <w:color w:val="D4D4D4"/>
+          <w:kern w:val="0"/>
+          <w:sz w:val="15"/>
+          <w:szCs w:val="15"/>
+          <w:lang w:val="en-US" w:eastAsia="ru-RU"/>
+        </w:rPr>
+        <w:t xml:space="preserve"> (</w:t>
+      </w:r>
+      <w:r>
+        <w:rPr>
+          <w:rFonts w:ascii="Consolas" w:eastAsia="Times New Roman" w:hAnsi="Consolas" w:cs="Times New Roman"/>
+          <w:color w:val="C8C8C8"/>
+          <w:kern w:val="0"/>
+          <w:sz w:val="15"/>
+          <w:szCs w:val="15"/>
+          <w:lang w:val="en-US" w:eastAsia="ru-RU"/>
+        </w:rPr>
+        <w:t>k</w:t>
+      </w:r>
+      <w:r>
+        <w:rPr>
+          <w:rFonts w:ascii="Consolas" w:eastAsia="Times New Roman" w:hAnsi="Consolas" w:cs="Times New Roman"/>
+          <w:color w:val="D4D4D4"/>
+          <w:kern w:val="0"/>
+          <w:sz w:val="15"/>
+          <w:szCs w:val="15"/>
+          <w:lang w:val="en-US" w:eastAsia="ru-RU"/>
+        </w:rPr>
+        <w:t xml:space="preserve"> == </w:t>
+      </w:r>
+      <w:r>
+        <w:rPr>
+          <w:rFonts w:ascii="Consolas" w:eastAsia="Times New Roman" w:hAnsi="Consolas" w:cs="Times New Roman"/>
+          <w:color w:val="B5CEA8"/>
+          <w:kern w:val="0"/>
+          <w:sz w:val="15"/>
+          <w:szCs w:val="15"/>
+          <w:lang w:val="en-US" w:eastAsia="ru-RU"/>
+        </w:rPr>
+        <w:t>1</w:t>
+      </w:r>
+      <w:r>
+        <w:rPr>
+          <w:rFonts w:ascii="Consolas" w:eastAsia="Times New Roman" w:hAnsi="Consolas" w:cs="Times New Roman"/>
+          <w:color w:val="D4D4D4"/>
+          <w:kern w:val="0"/>
+          <w:sz w:val="15"/>
+          <w:szCs w:val="15"/>
+          <w:lang w:val="en-US" w:eastAsia="ru-RU"/>
+        </w:rPr>
+        <w:t xml:space="preserve"> &amp;&amp; </w:t>
+      </w:r>
+      <w:r>
+        <w:rPr>
+          <w:rFonts w:ascii="Consolas" w:eastAsia="Times New Roman" w:hAnsi="Consolas" w:cs="Times New Roman"/>
+          <w:color w:val="C8C8C8"/>
+          <w:kern w:val="0"/>
+          <w:sz w:val="15"/>
+          <w:szCs w:val="15"/>
+          <w:lang w:val="en-US" w:eastAsia="ru-RU"/>
+        </w:rPr>
+        <w:t>m</w:t>
+      </w:r>
+      <w:r>
+        <w:rPr>
+          <w:rFonts w:ascii="Consolas" w:eastAsia="Times New Roman" w:hAnsi="Consolas" w:cs="Times New Roman"/>
+          <w:color w:val="D4D4D4"/>
+          <w:kern w:val="0"/>
+          <w:sz w:val="15"/>
+          <w:szCs w:val="15"/>
+          <w:lang w:val="en-US" w:eastAsia="ru-RU"/>
+        </w:rPr>
+        <w:t xml:space="preserve"> == </w:t>
+      </w:r>
+      <w:r>
+        <w:rPr>
+          <w:rFonts w:ascii="Consolas" w:eastAsia="Times New Roman" w:hAnsi="Consolas" w:cs="Times New Roman"/>
+          <w:color w:val="B5CEA8"/>
+          <w:kern w:val="0"/>
+          <w:sz w:val="15"/>
+          <w:szCs w:val="15"/>
+          <w:lang w:val="en-US" w:eastAsia="ru-RU"/>
+        </w:rPr>
+        <w:t>1</w:t>
+      </w:r>
+      <w:r>
+        <w:rPr>
+          <w:rFonts w:ascii="Consolas" w:eastAsia="Times New Roman" w:hAnsi="Consolas" w:cs="Times New Roman"/>
+          <w:color w:val="D4D4D4"/>
+          <w:kern w:val="0"/>
+          <w:sz w:val="15"/>
+          <w:szCs w:val="15"/>
+          <w:lang w:val="en-US" w:eastAsia="ru-RU"/>
+        </w:rPr>
+        <w:t>) {</w:t>
+      </w:r>
+    </w:p>
+    <w:p>
+      <w:pPr>
+        <w:shd w:val="clear" w:color="auto" w:fill="1E1E1E"/>
+        <w:spacing w:after="0" w:line="207" w:lineRule="atLeast"/>
+        <w:rPr>
+          <w:rFonts w:ascii="Consolas" w:eastAsia="Times New Roman" w:hAnsi="Consolas" w:cs="Times New Roman"/>
+          <w:color w:val="D4D4D4"/>
+          <w:kern w:val="0"/>
+          <w:sz w:val="15"/>
+          <w:szCs w:val="15"/>
+          <w:lang w:val="en-US" w:eastAsia="ru-RU"/>
+        </w:rPr>
+      </w:pPr>
+      <w:r>
+        <w:rPr>
+          <w:rFonts w:ascii="Consolas" w:eastAsia="Times New Roman" w:hAnsi="Consolas" w:cs="Times New Roman"/>
+          <w:color w:val="D4D4D4"/>
+          <w:kern w:val="0"/>
+          <w:sz w:val="15"/>
+          <w:szCs w:val="15"/>
+          <w:lang w:val="en-US" w:eastAsia="ru-RU"/>
+        </w:rPr>
+        <w:t xml:space="preserve">        </w:t>
+      </w:r>
+      <w:proofErr w:type="spellStart"/>
+      <w:proofErr w:type="gramStart"/>
+      <w:r>
+        <w:rPr>
+          <w:rFonts w:ascii="Consolas" w:eastAsia="Times New Roman" w:hAnsi="Consolas" w:cs="Times New Roman"/>
+          <w:color w:val="C8C8C8"/>
+          <w:kern w:val="0"/>
+          <w:sz w:val="15"/>
+          <w:szCs w:val="15"/>
+          <w:lang w:val="en-US" w:eastAsia="ru-RU"/>
+        </w:rPr>
+        <w:t>printf</w:t>
+      </w:r>
+      <w:proofErr w:type="spellEnd"/>
+      <w:r>
+        <w:rPr>
+          <w:rFonts w:ascii="Consolas" w:eastAsia="Times New Roman" w:hAnsi="Consolas" w:cs="Times New Roman"/>
+          <w:color w:val="D4D4D4"/>
+          <w:kern w:val="0"/>
+          <w:sz w:val="15"/>
+          <w:szCs w:val="15"/>
+          <w:lang w:val="en-US" w:eastAsia="ru-RU"/>
+        </w:rPr>
+        <w:t>(</w:t>
+      </w:r>
+      <w:proofErr w:type="gramEnd"/>
+      <w:r>
+        <w:rPr>
+          <w:rFonts w:ascii="Consolas" w:eastAsia="Times New Roman" w:hAnsi="Consolas" w:cs="Times New Roman"/>
+          <w:color w:val="CE9178"/>
+          <w:kern w:val="0"/>
+          <w:sz w:val="15"/>
+          <w:szCs w:val="15"/>
+          <w:lang w:val="en-US" w:eastAsia="ru-RU"/>
+        </w:rPr>
+        <w:t>"draw"</w:t>
+      </w:r>
+      <w:r>
+        <w:rPr>
+          <w:rFonts w:ascii="Consolas" w:eastAsia="Times New Roman" w:hAnsi="Consolas" w:cs="Times New Roman"/>
+          <w:color w:val="D4D4D4"/>
+          <w:kern w:val="0"/>
+          <w:sz w:val="15"/>
+          <w:szCs w:val="15"/>
+          <w:lang w:val="en-US" w:eastAsia="ru-RU"/>
+        </w:rPr>
+        <w:t>);</w:t>
+      </w:r>
+    </w:p>
+    <w:p>
+      <w:pPr>
+        <w:shd w:val="clear" w:color="auto" w:fill="1E1E1E"/>
+        <w:spacing w:after="0" w:line="207" w:lineRule="atLeast"/>
+        <w:rPr>
+          <w:rFonts w:ascii="Consolas" w:eastAsia="Times New Roman" w:hAnsi="Consolas" w:cs="Times New Roman"/>
+          <w:color w:val="D4D4D4"/>
+          <w:kern w:val="0"/>
+          <w:sz w:val="15"/>
+          <w:szCs w:val="15"/>
+          <w:lang w:val="en-US" w:eastAsia="ru-RU"/>
+        </w:rPr>
+      </w:pPr>
+      <w:r>
+        <w:rPr>
+          <w:rFonts w:ascii="Consolas" w:eastAsia="Times New Roman" w:hAnsi="Consolas" w:cs="Times New Roman"/>
+          <w:color w:val="D4D4D4"/>
+          <w:kern w:val="0"/>
+          <w:sz w:val="15"/>
+          <w:szCs w:val="15"/>
+          <w:lang w:val="en-US" w:eastAsia="ru-RU"/>
+        </w:rPr>
+        <w:t xml:space="preserve">    } </w:t>
+      </w:r>
+    </w:p>
+    <w:p>
+      <w:pPr>
+        <w:shd w:val="clear" w:color="auto" w:fill="1E1E1E"/>
+        <w:spacing w:after="0" w:line="207" w:lineRule="atLeast"/>
+        <w:rPr>
+          <w:rFonts w:ascii="Consolas" w:eastAsia="Times New Roman" w:hAnsi="Consolas" w:cs="Times New Roman"/>
+          <w:color w:val="D4D4D4"/>
+          <w:kern w:val="0"/>
+          <w:sz w:val="15"/>
+          <w:szCs w:val="15"/>
+          <w:lang w:val="en-US" w:eastAsia="ru-RU"/>
+        </w:rPr>
+      </w:pPr>
+    </w:p>
+    <w:p>
+      <w:pPr>
+        <w:shd w:val="clear" w:color="auto" w:fill="1E1E1E"/>
+        <w:spacing w:after="0" w:line="207" w:lineRule="atLeast"/>
+        <w:rPr>
+          <w:rFonts w:ascii="Consolas" w:eastAsia="Times New Roman" w:hAnsi="Consolas" w:cs="Times New Roman"/>
+          <w:color w:val="D4D4D4"/>
+          <w:kern w:val="0"/>
+          <w:sz w:val="15"/>
+          <w:szCs w:val="15"/>
+          <w:lang w:val="en-US" w:eastAsia="ru-RU"/>
+        </w:rPr>
+      </w:pPr>
+      <w:r>
+        <w:rPr>
+          <w:rFonts w:ascii="Consolas" w:eastAsia="Times New Roman" w:hAnsi="Consolas" w:cs="Times New Roman"/>
+          <w:color w:val="D4D4D4"/>
+          <w:kern w:val="0"/>
+          <w:sz w:val="15"/>
+          <w:szCs w:val="15"/>
+          <w:lang w:val="en-US" w:eastAsia="ru-RU"/>
+        </w:rPr>
+        <w:t xml:space="preserve">    </w:t>
+      </w:r>
+      <w:proofErr w:type="gramStart"/>
+      <w:r>
+        <w:rPr>
+          <w:rFonts w:ascii="Consolas" w:eastAsia="Times New Roman" w:hAnsi="Consolas" w:cs="Times New Roman"/>
+          <w:color w:val="569CD6"/>
+          <w:kern w:val="0"/>
+          <w:sz w:val="15"/>
+          <w:szCs w:val="15"/>
+          <w:lang w:val="en-US" w:eastAsia="ru-RU"/>
+        </w:rPr>
+        <w:t>else</w:t>
+      </w:r>
+      <w:proofErr w:type="gramEnd"/>
+      <w:r>
+        <w:rPr>
+          <w:rFonts w:ascii="Consolas" w:eastAsia="Times New Roman" w:hAnsi="Consolas" w:cs="Times New Roman"/>
+          <w:color w:val="D4D4D4"/>
+          <w:kern w:val="0"/>
+          <w:sz w:val="15"/>
+          <w:szCs w:val="15"/>
+          <w:lang w:val="en-US" w:eastAsia="ru-RU"/>
+        </w:rPr>
+        <w:t xml:space="preserve"> </w:t>
+      </w:r>
+      <w:r>
+        <w:rPr>
+          <w:rFonts w:ascii="Consolas" w:eastAsia="Times New Roman" w:hAnsi="Consolas" w:cs="Times New Roman"/>
+          <w:color w:val="569CD6"/>
+          <w:kern w:val="0"/>
+          <w:sz w:val="15"/>
+          <w:szCs w:val="15"/>
+          <w:lang w:val="en-US" w:eastAsia="ru-RU"/>
+        </w:rPr>
+        <w:t>if</w:t>
+      </w:r>
+      <w:r>
+        <w:rPr>
+          <w:rFonts w:ascii="Consolas" w:eastAsia="Times New Roman" w:hAnsi="Consolas" w:cs="Times New Roman"/>
+          <w:color w:val="D4D4D4"/>
+          <w:kern w:val="0"/>
+          <w:sz w:val="15"/>
+          <w:szCs w:val="15"/>
+          <w:lang w:val="en-US" w:eastAsia="ru-RU"/>
+        </w:rPr>
+        <w:t xml:space="preserve"> ((</w:t>
+      </w:r>
+      <w:r>
+        <w:rPr>
+          <w:rFonts w:ascii="Consolas" w:eastAsia="Times New Roman" w:hAnsi="Consolas" w:cs="Times New Roman"/>
+          <w:color w:val="C8C8C8"/>
+          <w:kern w:val="0"/>
+          <w:sz w:val="15"/>
+          <w:szCs w:val="15"/>
+          <w:lang w:val="en-US" w:eastAsia="ru-RU"/>
+        </w:rPr>
+        <w:t>k</w:t>
+      </w:r>
+      <w:r>
+        <w:rPr>
+          <w:rFonts w:ascii="Consolas" w:eastAsia="Times New Roman" w:hAnsi="Consolas" w:cs="Times New Roman"/>
+          <w:color w:val="D4D4D4"/>
+          <w:kern w:val="0"/>
+          <w:sz w:val="15"/>
+          <w:szCs w:val="15"/>
+          <w:lang w:val="en-US" w:eastAsia="ru-RU"/>
+        </w:rPr>
+        <w:t xml:space="preserve"> == </w:t>
+      </w:r>
+      <w:r>
+        <w:rPr>
+          <w:rFonts w:ascii="Consolas" w:eastAsia="Times New Roman" w:hAnsi="Consolas" w:cs="Times New Roman"/>
+          <w:color w:val="B5CEA8"/>
+          <w:kern w:val="0"/>
+          <w:sz w:val="15"/>
+          <w:szCs w:val="15"/>
+          <w:lang w:val="en-US" w:eastAsia="ru-RU"/>
+        </w:rPr>
+        <w:t>1</w:t>
+      </w:r>
+      <w:r>
+        <w:rPr>
+          <w:rFonts w:ascii="Consolas" w:eastAsia="Times New Roman" w:hAnsi="Consolas" w:cs="Times New Roman"/>
+          <w:color w:val="D4D4D4"/>
+          <w:kern w:val="0"/>
+          <w:sz w:val="15"/>
+          <w:szCs w:val="15"/>
+          <w:lang w:val="en-US" w:eastAsia="ru-RU"/>
+        </w:rPr>
+        <w:t xml:space="preserve"> &amp;&amp; </w:t>
+      </w:r>
+      <w:r>
+        <w:rPr>
+          <w:rFonts w:ascii="Consolas" w:eastAsia="Times New Roman" w:hAnsi="Consolas" w:cs="Times New Roman"/>
+          <w:color w:val="C8C8C8"/>
+          <w:kern w:val="0"/>
+          <w:sz w:val="15"/>
+          <w:szCs w:val="15"/>
+          <w:lang w:val="en-US" w:eastAsia="ru-RU"/>
+        </w:rPr>
+        <w:t>m</w:t>
+      </w:r>
+      <w:r>
+        <w:rPr>
+          <w:rFonts w:ascii="Consolas" w:eastAsia="Times New Roman" w:hAnsi="Consolas" w:cs="Times New Roman"/>
+          <w:color w:val="D4D4D4"/>
+          <w:kern w:val="0"/>
+          <w:sz w:val="15"/>
+          <w:szCs w:val="15"/>
+          <w:lang w:val="en-US" w:eastAsia="ru-RU"/>
+        </w:rPr>
+        <w:t xml:space="preserve"> == </w:t>
+      </w:r>
+      <w:r>
+        <w:rPr>
+          <w:rFonts w:ascii="Consolas" w:eastAsia="Times New Roman" w:hAnsi="Consolas" w:cs="Times New Roman"/>
+          <w:color w:val="B5CEA8"/>
+          <w:kern w:val="0"/>
+          <w:sz w:val="15"/>
+          <w:szCs w:val="15"/>
+          <w:lang w:val="en-US" w:eastAsia="ru-RU"/>
+        </w:rPr>
+        <w:t>3</w:t>
+      </w:r>
+      <w:r>
+        <w:rPr>
+          <w:rFonts w:ascii="Consolas" w:eastAsia="Times New Roman" w:hAnsi="Consolas" w:cs="Times New Roman"/>
+          <w:color w:val="D4D4D4"/>
+          <w:kern w:val="0"/>
+          <w:sz w:val="15"/>
+          <w:szCs w:val="15"/>
+          <w:lang w:val="en-US" w:eastAsia="ru-RU"/>
+        </w:rPr>
+        <w:t xml:space="preserve">) || </w:t>
+      </w:r>
+    </w:p>
+    <w:p>
+      <w:pPr>
+        <w:shd w:val="clear" w:color="auto" w:fill="1E1E1E"/>
+        <w:spacing w:after="0" w:line="207" w:lineRule="atLeast"/>
+        <w:rPr>
+          <w:rFonts w:ascii="Consolas" w:eastAsia="Times New Roman" w:hAnsi="Consolas" w:cs="Times New Roman"/>
+          <w:color w:val="D4D4D4"/>
+          <w:kern w:val="0"/>
+          <w:sz w:val="15"/>
+          <w:szCs w:val="15"/>
+          <w:lang w:val="en-US" w:eastAsia="ru-RU"/>
+        </w:rPr>
+      </w:pPr>
+      <w:r>
+        <w:rPr>
+          <w:rFonts w:ascii="Consolas" w:eastAsia="Times New Roman" w:hAnsi="Consolas" w:cs="Times New Roman"/>
+          <w:color w:val="D4D4D4"/>
+          <w:kern w:val="0"/>
+          <w:sz w:val="15"/>
+          <w:szCs w:val="15"/>
+          <w:lang w:val="en-US" w:eastAsia="ru-RU"/>
+        </w:rPr>
+        <w:t>        (</w:t>
+      </w:r>
+      <w:proofErr w:type="gramStart"/>
+      <w:r>
+        <w:rPr>
+          <w:rFonts w:ascii="Consolas" w:eastAsia="Times New Roman" w:hAnsi="Consolas" w:cs="Times New Roman"/>
+          <w:color w:val="C8C8C8"/>
+          <w:kern w:val="0"/>
+          <w:sz w:val="15"/>
+          <w:szCs w:val="15"/>
+          <w:lang w:val="en-US" w:eastAsia="ru-RU"/>
+        </w:rPr>
+        <w:t>k</w:t>
+      </w:r>
+      <w:proofErr w:type="gramEnd"/>
+      <w:r>
+        <w:rPr>
+          <w:rFonts w:ascii="Consolas" w:eastAsia="Times New Roman" w:hAnsi="Consolas" w:cs="Times New Roman"/>
+          <w:color w:val="D4D4D4"/>
+          <w:kern w:val="0"/>
+          <w:sz w:val="15"/>
+          <w:szCs w:val="15"/>
+          <w:lang w:val="en-US" w:eastAsia="ru-RU"/>
+        </w:rPr>
+        <w:t xml:space="preserve"> == </w:t>
+      </w:r>
+      <w:r>
+        <w:rPr>
+          <w:rFonts w:ascii="Consolas" w:eastAsia="Times New Roman" w:hAnsi="Consolas" w:cs="Times New Roman"/>
+          <w:color w:val="B5CEA8"/>
+          <w:kern w:val="0"/>
+          <w:sz w:val="15"/>
+          <w:szCs w:val="15"/>
+          <w:lang w:val="en-US" w:eastAsia="ru-RU"/>
+        </w:rPr>
+        <w:t>2</w:t>
+      </w:r>
+      <w:r>
+        <w:rPr>
+          <w:rFonts w:ascii="Consolas" w:eastAsia="Times New Roman" w:hAnsi="Consolas" w:cs="Times New Roman"/>
+          <w:color w:val="D4D4D4"/>
+          <w:kern w:val="0"/>
+          <w:sz w:val="15"/>
+          <w:szCs w:val="15"/>
+          <w:lang w:val="en-US" w:eastAsia="ru-RU"/>
+        </w:rPr>
+        <w:t xml:space="preserve"> &amp;&amp; </w:t>
+      </w:r>
+      <w:r>
+        <w:rPr>
+          <w:rFonts w:ascii="Consolas" w:eastAsia="Times New Roman" w:hAnsi="Consolas" w:cs="Times New Roman"/>
+          <w:color w:val="C8C8C8"/>
+          <w:kern w:val="0"/>
+          <w:sz w:val="15"/>
+          <w:szCs w:val="15"/>
+          <w:lang w:val="en-US" w:eastAsia="ru-RU"/>
+        </w:rPr>
+        <w:t>m</w:t>
+      </w:r>
+      <w:r>
+        <w:rPr>
+          <w:rFonts w:ascii="Consolas" w:eastAsia="Times New Roman" w:hAnsi="Consolas" w:cs="Times New Roman"/>
+          <w:color w:val="D4D4D4"/>
+          <w:kern w:val="0"/>
+          <w:sz w:val="15"/>
+          <w:szCs w:val="15"/>
+          <w:lang w:val="en-US" w:eastAsia="ru-RU"/>
+        </w:rPr>
+        <w:t xml:space="preserve"> == </w:t>
+      </w:r>
+      <w:r>
+        <w:rPr>
+          <w:rFonts w:ascii="Consolas" w:eastAsia="Times New Roman" w:hAnsi="Consolas" w:cs="Times New Roman"/>
+          <w:color w:val="B5CEA8"/>
+          <w:kern w:val="0"/>
+          <w:sz w:val="15"/>
+          <w:szCs w:val="15"/>
+          <w:lang w:val="en-US" w:eastAsia="ru-RU"/>
+        </w:rPr>
+        <w:t>1</w:t>
+      </w:r>
+      <w:r>
+        <w:rPr>
+          <w:rFonts w:ascii="Consolas" w:eastAsia="Times New Roman" w:hAnsi="Consolas" w:cs="Times New Roman"/>
+          <w:color w:val="D4D4D4"/>
+          <w:kern w:val="0"/>
+          <w:sz w:val="15"/>
+          <w:szCs w:val="15"/>
+          <w:lang w:val="en-US" w:eastAsia="ru-RU"/>
+        </w:rPr>
+        <w:t xml:space="preserve">) || </w:t>
+      </w:r>
+    </w:p>
+    <w:p>
+      <w:pPr>
+        <w:shd w:val="clear" w:color="auto" w:fill="1E1E1E"/>
+        <w:spacing w:after="0" w:line="207" w:lineRule="atLeast"/>
+        <w:rPr>
+          <w:rFonts w:ascii="Consolas" w:eastAsia="Times New Roman" w:hAnsi="Consolas" w:cs="Times New Roman"/>
+          <w:color w:val="D4D4D4"/>
+          <w:kern w:val="0"/>
+          <w:sz w:val="15"/>
+          <w:szCs w:val="15"/>
+          <w:lang w:val="en-US" w:eastAsia="ru-RU"/>
+        </w:rPr>
+      </w:pPr>
+      <w:r>
+        <w:rPr>
+          <w:rFonts w:ascii="Consolas" w:eastAsia="Times New Roman" w:hAnsi="Consolas" w:cs="Times New Roman"/>
+          <w:color w:val="D4D4D4"/>
+          <w:kern w:val="0"/>
+          <w:sz w:val="15"/>
+          <w:szCs w:val="15"/>
+          <w:lang w:val="en-US" w:eastAsia="ru-RU"/>
+        </w:rPr>
+        <w:t>        (</w:t>
+      </w:r>
+      <w:r>
+        <w:rPr>
+          <w:rFonts w:ascii="Consolas" w:eastAsia="Times New Roman" w:hAnsi="Consolas" w:cs="Times New Roman"/>
+          <w:color w:val="C8C8C8"/>
+          <w:kern w:val="0"/>
+          <w:sz w:val="15"/>
+          <w:szCs w:val="15"/>
+          <w:lang w:val="en-US" w:eastAsia="ru-RU"/>
+        </w:rPr>
+        <w:t>k</w:t>
+      </w:r>
+      <w:r>
+        <w:rPr>
+          <w:rFonts w:ascii="Consolas" w:eastAsia="Times New Roman" w:hAnsi="Consolas" w:cs="Times New Roman"/>
+          <w:color w:val="D4D4D4"/>
+          <w:kern w:val="0"/>
+          <w:sz w:val="15"/>
+          <w:szCs w:val="15"/>
+          <w:lang w:val="en-US" w:eastAsia="ru-RU"/>
+        </w:rPr>
+        <w:t xml:space="preserve"> == </w:t>
+      </w:r>
+      <w:r>
+        <w:rPr>
+          <w:rFonts w:ascii="Consolas" w:eastAsia="Times New Roman" w:hAnsi="Consolas" w:cs="Times New Roman"/>
+          <w:color w:val="B5CEA8"/>
+          <w:kern w:val="0"/>
+          <w:sz w:val="15"/>
+          <w:szCs w:val="15"/>
+          <w:lang w:val="en-US" w:eastAsia="ru-RU"/>
+        </w:rPr>
+        <w:t>3</w:t>
+      </w:r>
+      <w:r>
+        <w:rPr>
+          <w:rFonts w:ascii="Consolas" w:eastAsia="Times New Roman" w:hAnsi="Consolas" w:cs="Times New Roman"/>
+          <w:color w:val="D4D4D4"/>
+          <w:kern w:val="0"/>
+          <w:sz w:val="15"/>
+          <w:szCs w:val="15"/>
+          <w:lang w:val="en-US" w:eastAsia="ru-RU"/>
+        </w:rPr>
+        <w:t xml:space="preserve"> &amp;&amp; </w:t>
+      </w:r>
+      <w:r>
+        <w:rPr>
+          <w:rFonts w:ascii="Consolas" w:eastAsia="Times New Roman" w:hAnsi="Consolas" w:cs="Times New Roman"/>
+          <w:color w:val="C8C8C8"/>
+          <w:kern w:val="0"/>
+          <w:sz w:val="15"/>
+          <w:szCs w:val="15"/>
+          <w:lang w:val="en-US" w:eastAsia="ru-RU"/>
+        </w:rPr>
+        <w:t>m</w:t>
+      </w:r>
+      <w:r>
+        <w:rPr>
+          <w:rFonts w:ascii="Consolas" w:eastAsia="Times New Roman" w:hAnsi="Consolas" w:cs="Times New Roman"/>
+          <w:color w:val="D4D4D4"/>
+          <w:kern w:val="0"/>
+          <w:sz w:val="15"/>
+          <w:szCs w:val="15"/>
+          <w:lang w:val="en-US" w:eastAsia="ru-RU"/>
+        </w:rPr>
+        <w:t xml:space="preserve"> == </w:t>
+      </w:r>
+      <w:r>
+        <w:rPr>
+          <w:rFonts w:ascii="Consolas" w:eastAsia="Times New Roman" w:hAnsi="Consolas" w:cs="Times New Roman"/>
+          <w:color w:val="B5CEA8"/>
+          <w:kern w:val="0"/>
+          <w:sz w:val="15"/>
+          <w:szCs w:val="15"/>
+          <w:lang w:val="en-US" w:eastAsia="ru-RU"/>
+        </w:rPr>
+        <w:t>2</w:t>
+      </w:r>
+      <w:proofErr w:type="gramStart"/>
+      <w:r>
+        <w:rPr>
+          <w:rFonts w:ascii="Consolas" w:eastAsia="Times New Roman" w:hAnsi="Consolas" w:cs="Times New Roman"/>
+          <w:color w:val="D4D4D4"/>
+          <w:kern w:val="0"/>
+          <w:sz w:val="15"/>
+          <w:szCs w:val="15"/>
+          <w:lang w:val="en-US" w:eastAsia="ru-RU"/>
+        </w:rPr>
+        <w:t>) )</w:t>
+      </w:r>
+      <w:proofErr w:type="gramEnd"/>
+      <w:r>
+        <w:rPr>
+          <w:rFonts w:ascii="Consolas" w:eastAsia="Times New Roman" w:hAnsi="Consolas" w:cs="Times New Roman"/>
+          <w:color w:val="D4D4D4"/>
+          <w:kern w:val="0"/>
+          <w:sz w:val="15"/>
+          <w:szCs w:val="15"/>
+          <w:lang w:val="en-US" w:eastAsia="ru-RU"/>
+        </w:rPr>
+        <w:t xml:space="preserve"> {</w:t>
+      </w:r>
+    </w:p>
+    <w:p>
+      <w:pPr>
+        <w:shd w:val="clear" w:color="auto" w:fill="1E1E1E"/>
+        <w:spacing w:after="0" w:line="207" w:lineRule="atLeast"/>
+        <w:rPr>
+          <w:rFonts w:ascii="Consolas" w:eastAsia="Times New Roman" w:hAnsi="Consolas" w:cs="Times New Roman"/>
+          <w:color w:val="D4D4D4"/>
+          <w:kern w:val="0"/>
+          <w:sz w:val="15"/>
+          <w:szCs w:val="15"/>
+          <w:lang w:val="en-US" w:eastAsia="ru-RU"/>
+        </w:rPr>
+      </w:pPr>
+      <w:r>
+        <w:rPr>
+          <w:rFonts w:ascii="Consolas" w:eastAsia="Times New Roman" w:hAnsi="Consolas" w:cs="Times New Roman"/>
+          <w:color w:val="D4D4D4"/>
+          <w:kern w:val="0"/>
+          <w:sz w:val="15"/>
+          <w:szCs w:val="15"/>
+          <w:lang w:val="en-US" w:eastAsia="ru-RU"/>
+        </w:rPr>
+        <w:t xml:space="preserve">            </w:t>
+      </w:r>
+      <w:proofErr w:type="spellStart"/>
+      <w:proofErr w:type="gramStart"/>
+      <w:r>
+        <w:rPr>
+          <w:rFonts w:ascii="Consolas" w:eastAsia="Times New Roman" w:hAnsi="Consolas" w:cs="Times New Roman"/>
+          <w:color w:val="C8C8C8"/>
+          <w:kern w:val="0"/>
+          <w:sz w:val="15"/>
+          <w:szCs w:val="15"/>
+          <w:lang w:val="en-US" w:eastAsia="ru-RU"/>
+        </w:rPr>
+        <w:t>printf</w:t>
+      </w:r>
+      <w:proofErr w:type="spellEnd"/>
+      <w:r>
+        <w:rPr>
+          <w:rFonts w:ascii="Consolas" w:eastAsia="Times New Roman" w:hAnsi="Consolas" w:cs="Times New Roman"/>
+          <w:color w:val="D4D4D4"/>
+          <w:kern w:val="0"/>
+          <w:sz w:val="15"/>
+          <w:szCs w:val="15"/>
+          <w:lang w:val="en-US" w:eastAsia="ru-RU"/>
+        </w:rPr>
+        <w:t>(</w:t>
+      </w:r>
+      <w:proofErr w:type="gramEnd"/>
+      <w:r>
+        <w:rPr>
+          <w:rFonts w:ascii="Consolas" w:eastAsia="Times New Roman" w:hAnsi="Consolas" w:cs="Times New Roman"/>
+          <w:color w:val="CE9178"/>
+          <w:kern w:val="0"/>
+          <w:sz w:val="15"/>
+          <w:szCs w:val="15"/>
+          <w:lang w:val="en-US" w:eastAsia="ru-RU"/>
+        </w:rPr>
+        <w:t>"you win"</w:t>
+      </w:r>
+      <w:r>
+        <w:rPr>
+          <w:rFonts w:ascii="Consolas" w:eastAsia="Times New Roman" w:hAnsi="Consolas" w:cs="Times New Roman"/>
+          <w:color w:val="D4D4D4"/>
+          <w:kern w:val="0"/>
+          <w:sz w:val="15"/>
+          <w:szCs w:val="15"/>
+          <w:lang w:val="en-US" w:eastAsia="ru-RU"/>
+        </w:rPr>
+        <w:t>);</w:t>
+      </w:r>
+    </w:p>
+    <w:p>
+      <w:pPr>
+        <w:shd w:val="clear" w:color="auto" w:fill="1E1E1E"/>
+        <w:spacing w:after="0" w:line="207" w:lineRule="atLeast"/>
+        <w:rPr>
+          <w:rFonts w:ascii="Consolas" w:eastAsia="Times New Roman" w:hAnsi="Consolas" w:cs="Times New Roman"/>
+          <w:color w:val="D4D4D4"/>
+          <w:kern w:val="0"/>
+          <w:sz w:val="15"/>
+          <w:szCs w:val="15"/>
+          <w:lang w:val="en-US" w:eastAsia="ru-RU"/>
+        </w:rPr>
+      </w:pPr>
+      <w:r>
+        <w:rPr>
+          <w:rFonts w:ascii="Consolas" w:eastAsia="Times New Roman" w:hAnsi="Consolas" w:cs="Times New Roman"/>
+          <w:color w:val="D4D4D4"/>
+          <w:kern w:val="0"/>
+          <w:sz w:val="15"/>
+          <w:szCs w:val="15"/>
+          <w:lang w:val="en-US" w:eastAsia="ru-RU"/>
+        </w:rPr>
+        <w:t xml:space="preserve">    } </w:t>
+      </w:r>
+      <w:r>
+        <w:rPr>
+          <w:rFonts w:ascii="Consolas" w:eastAsia="Times New Roman" w:hAnsi="Consolas" w:cs="Times New Roman"/>
+          <w:color w:val="569CD6"/>
+          <w:kern w:val="0"/>
+          <w:sz w:val="15"/>
+          <w:szCs w:val="15"/>
+          <w:lang w:val="en-US" w:eastAsia="ru-RU"/>
+        </w:rPr>
+        <w:t>else</w:t>
+      </w:r>
+      <w:r>
+        <w:rPr>
+          <w:rFonts w:ascii="Consolas" w:eastAsia="Times New Roman" w:hAnsi="Consolas" w:cs="Times New Roman"/>
+          <w:color w:val="D4D4D4"/>
+          <w:kern w:val="0"/>
+          <w:sz w:val="15"/>
+          <w:szCs w:val="15"/>
+          <w:lang w:val="en-US" w:eastAsia="ru-RU"/>
+        </w:rPr>
+        <w:t xml:space="preserve"> {</w:t>
+      </w:r>
+    </w:p>
+    <w:p>
+      <w:pPr>
+        <w:shd w:val="clear" w:color="auto" w:fill="1E1E1E"/>
+        <w:spacing w:after="0" w:line="207" w:lineRule="atLeast"/>
+        <w:rPr>
+          <w:rFonts w:ascii="Consolas" w:eastAsia="Times New Roman" w:hAnsi="Consolas" w:cs="Times New Roman"/>
+          <w:color w:val="D4D4D4"/>
+          <w:kern w:val="0"/>
+          <w:sz w:val="15"/>
+          <w:szCs w:val="15"/>
+          <w:lang w:val="en-US" w:eastAsia="ru-RU"/>
+        </w:rPr>
+      </w:pPr>
+      <w:r>
+        <w:rPr>
+          <w:rFonts w:ascii="Consolas" w:eastAsia="Times New Roman" w:hAnsi="Consolas" w:cs="Times New Roman"/>
+          <w:color w:val="D4D4D4"/>
+          <w:kern w:val="0"/>
+          <w:sz w:val="15"/>
+          <w:szCs w:val="15"/>
+          <w:lang w:val="en-US" w:eastAsia="ru-RU"/>
+        </w:rPr>
+        <w:t xml:space="preserve">        </w:t>
+      </w:r>
+      <w:proofErr w:type="spellStart"/>
+      <w:proofErr w:type="gramStart"/>
+      <w:r>
+        <w:rPr>
+          <w:rFonts w:ascii="Consolas" w:eastAsia="Times New Roman" w:hAnsi="Consolas" w:cs="Times New Roman"/>
+          <w:color w:val="C8C8C8"/>
+          <w:kern w:val="0"/>
+          <w:sz w:val="15"/>
+          <w:szCs w:val="15"/>
+          <w:lang w:val="en-US" w:eastAsia="ru-RU"/>
+        </w:rPr>
+        <w:t>printf</w:t>
+      </w:r>
+      <w:proofErr w:type="spellEnd"/>
+      <w:r>
+        <w:rPr>
+          <w:rFonts w:ascii="Consolas" w:eastAsia="Times New Roman" w:hAnsi="Consolas" w:cs="Times New Roman"/>
+          <w:color w:val="D4D4D4"/>
+          <w:kern w:val="0"/>
+          <w:sz w:val="15"/>
+          <w:szCs w:val="15"/>
+          <w:lang w:val="en-US" w:eastAsia="ru-RU"/>
+        </w:rPr>
+        <w:t>(</w:t>
+      </w:r>
+      <w:proofErr w:type="gramEnd"/>
+      <w:r>
+        <w:rPr>
+          <w:rFonts w:ascii="Consolas" w:eastAsia="Times New Roman" w:hAnsi="Consolas" w:cs="Times New Roman"/>
+          <w:color w:val="CE9178"/>
+          <w:kern w:val="0"/>
+          <w:sz w:val="15"/>
+          <w:szCs w:val="15"/>
+          <w:lang w:val="en-US" w:eastAsia="ru-RU"/>
+        </w:rPr>
+        <w:t>"you lose"</w:t>
+      </w:r>
+      <w:r>
+        <w:rPr>
+          <w:rFonts w:ascii="Consolas" w:eastAsia="Times New Roman" w:hAnsi="Consolas" w:cs="Times New Roman"/>
+          <w:color w:val="D4D4D4"/>
+          <w:kern w:val="0"/>
+          <w:sz w:val="15"/>
+          <w:szCs w:val="15"/>
+          <w:lang w:val="en-US" w:eastAsia="ru-RU"/>
+        </w:rPr>
+        <w:t>);</w:t>
+      </w:r>
+    </w:p>
+    <w:p>
+      <w:pPr>
+        <w:shd w:val="clear" w:color="auto" w:fill="1E1E1E"/>
+        <w:spacing w:after="0" w:line="207" w:lineRule="atLeast"/>
+        <w:rPr>
+          <w:rFonts w:ascii="Consolas" w:eastAsia="Times New Roman" w:hAnsi="Consolas" w:cs="Times New Roman"/>
+          <w:color w:val="D4D4D4"/>
+          <w:kern w:val="0"/>
+          <w:sz w:val="15"/>
+          <w:szCs w:val="15"/>
+          <w:lang w:val="en-US" w:eastAsia="ru-RU"/>
+        </w:rPr>
+      </w:pPr>
+      <w:r>
+        <w:rPr>
+          <w:rFonts w:ascii="Consolas" w:eastAsia="Times New Roman" w:hAnsi="Consolas" w:cs="Times New Roman"/>
+          <w:color w:val="D4D4D4"/>
+          <w:kern w:val="0"/>
+          <w:sz w:val="15"/>
+          <w:szCs w:val="15"/>
+          <w:lang w:val="en-US" w:eastAsia="ru-RU"/>
+        </w:rPr>
+        <w:t>    }</w:t>
+      </w:r>
+    </w:p>
+    <w:p>
+      <w:pPr>
+        <w:shd w:val="clear" w:color="auto" w:fill="1E1E1E"/>
+        <w:spacing w:after="0" w:line="207" w:lineRule="atLeast"/>
+        <w:rPr>
+          <w:rFonts w:ascii="Consolas" w:eastAsia="Times New Roman" w:hAnsi="Consolas" w:cs="Times New Roman"/>
+          <w:color w:val="D4D4D4"/>
+          <w:kern w:val="0"/>
+          <w:sz w:val="15"/>
+          <w:szCs w:val="15"/>
+          <w:lang w:val="en-US" w:eastAsia="ru-RU"/>
+        </w:rPr>
+      </w:pPr>
+    </w:p>
+    <w:p>
+      <w:pPr>
+        <w:shd w:val="clear" w:color="auto" w:fill="1E1E1E"/>
+        <w:spacing w:after="0" w:line="207" w:lineRule="atLeast"/>
+        <w:rPr>
+          <w:rFonts w:ascii="Consolas" w:eastAsia="Times New Roman" w:hAnsi="Consolas" w:cs="Times New Roman"/>
+          <w:color w:val="D4D4D4"/>
+          <w:kern w:val="0"/>
+          <w:sz w:val="15"/>
+          <w:szCs w:val="15"/>
+          <w:lang w:val="en-US" w:eastAsia="ru-RU"/>
+        </w:rPr>
+      </w:pPr>
+      <w:r>
+        <w:rPr>
+          <w:rFonts w:ascii="Consolas" w:eastAsia="Times New Roman" w:hAnsi="Consolas" w:cs="Times New Roman"/>
+          <w:color w:val="D4D4D4"/>
+          <w:kern w:val="0"/>
+          <w:sz w:val="15"/>
+          <w:szCs w:val="15"/>
+          <w:lang w:val="en-US" w:eastAsia="ru-RU"/>
+        </w:rPr>
+        <w:t xml:space="preserve">    </w:t>
+      </w:r>
+      <w:proofErr w:type="gramStart"/>
+      <w:r>
+        <w:rPr>
+          <w:rFonts w:ascii="Consolas" w:eastAsia="Times New Roman" w:hAnsi="Consolas" w:cs="Times New Roman"/>
+          <w:color w:val="569CD6"/>
+          <w:kern w:val="0"/>
+          <w:sz w:val="15"/>
+          <w:szCs w:val="15"/>
+          <w:lang w:val="en-US" w:eastAsia="ru-RU"/>
+        </w:rPr>
+        <w:t>return</w:t>
+      </w:r>
+      <w:proofErr w:type="gramEnd"/>
+      <w:r>
+        <w:rPr>
+          <w:rFonts w:ascii="Consolas" w:eastAsia="Times New Roman" w:hAnsi="Consolas" w:cs="Times New Roman"/>
+          <w:color w:val="D4D4D4"/>
+          <w:kern w:val="0"/>
+          <w:sz w:val="15"/>
+          <w:szCs w:val="15"/>
+          <w:lang w:val="en-US" w:eastAsia="ru-RU"/>
+        </w:rPr>
+        <w:t xml:space="preserve"> </w:t>
+      </w:r>
+      <w:r>
+        <w:rPr>
+          <w:rFonts w:ascii="Consolas" w:eastAsia="Times New Roman" w:hAnsi="Consolas" w:cs="Times New Roman"/>
+          <w:color w:val="B5CEA8"/>
+          <w:kern w:val="0"/>
+          <w:sz w:val="15"/>
+          <w:szCs w:val="15"/>
+          <w:lang w:val="en-US" w:eastAsia="ru-RU"/>
+        </w:rPr>
+        <w:t>0</w:t>
+      </w:r>
+      <w:r>
+        <w:rPr>
+          <w:rFonts w:ascii="Consolas" w:eastAsia="Times New Roman" w:hAnsi="Consolas" w:cs="Times New Roman"/>
+          <w:color w:val="D4D4D4"/>
+          <w:kern w:val="0"/>
+          <w:sz w:val="15"/>
+          <w:szCs w:val="15"/>
+          <w:lang w:val="en-US" w:eastAsia="ru-RU"/>
+        </w:rPr>
+        <w:t>;</w:t>
+      </w:r>
+    </w:p>
+    <w:p>
+      <w:pPr>
+        <w:shd w:val="clear" w:color="auto" w:fill="1E1E1E"/>
+        <w:spacing w:after="0" w:line="207" w:lineRule="atLeast"/>
+        <w:rPr>
+          <w:rFonts w:ascii="Consolas" w:eastAsia="Times New Roman" w:hAnsi="Consolas" w:cs="Times New Roman"/>
+          <w:color w:val="D4D4D4"/>
+          <w:kern w:val="0"/>
+          <w:sz w:val="15"/>
+          <w:szCs w:val="15"/>
+          <w:lang w:eastAsia="ru-RU"/>
+        </w:rPr>
+      </w:pPr>
+      <w:r>
+        <w:rPr>
+          <w:rFonts w:ascii="Consolas" w:eastAsia="Times New Roman" w:hAnsi="Consolas" w:cs="Times New Roman"/>
+          <w:color w:val="D4D4D4"/>
+          <w:kern w:val="0"/>
+          <w:sz w:val="15"/>
+          <w:szCs w:val="15"/>
+          <w:lang w:eastAsia="ru-RU"/>
+        </w:rPr>
+        <w:t>}</w:t>
+      </w:r>
+    </w:p>
+    <w:p>
+      <w:pPr>
+        <w:rPr>
+          <w:lang w:val="en-US"/>
+        </w:rPr>
+      </w:pPr>
+    </w:p>
+    <w:p>
+      <w:pPr>
+        <w:rPr>
+          <w:lang w:val="en-US"/>
+        </w:rPr>
+      </w:pPr>
+      <w:r>
+        <w:rPr>
+          <w:noProof/>
+          <w:lang w:eastAsia="ru-RU"/>
+        </w:rPr>
+        <w:lastRenderedPageBreak/>
+        <w:drawing>
+          <wp:inline distT="0" distB="0" distL="0" distR="0">
+            <wp:extent cx="5819140" cy="1468755"/>
+            <wp:effectExtent l="19050" t="0" r="0" b="0"/>
+            <wp:docPr id="1" name="Рисунок 1"/>
+            <wp:cNvGraphicFramePr>
+              <a:graphicFrameLocks xmlns:a="http://schemas.openxmlformats.org/drawingml/2006/main" noChangeAspect="1"/>
+            </wp:cNvGraphicFramePr>
+            <a:graphic xmlns:a="http://schemas.openxmlformats.org/drawingml/2006/main">
+              <a:graphicData uri="http://schemas.openxmlformats.org/drawingml/2006/picture">
+                <pic:pic xmlns:pic="http://schemas.openxmlformats.org/drawingml/2006/picture">
+                  <pic:nvPicPr>
+                    <pic:cNvPr id="0" name="Picture 1"/>
+                    <pic:cNvPicPr>
+                      <a:picLocks noChangeAspect="1" noChangeArrowheads="1"/>
+                    </pic:cNvPicPr>
+                  </pic:nvPicPr>
+                  <pic:blipFill>
+                    <a:blip r:embed="rId5" cstate="print"/>
+                    <a:srcRect/>
+                    <a:stretch>
+                      <a:fillRect/>
+                    </a:stretch>
+                  </pic:blipFill>
+                  <pic:spPr bwMode="auto">
+                    <a:xfrm>
+                      <a:off x="0" y="0"/>
+                      <a:ext cx="5819140" cy="1468755"/>
+                    </a:xfrm>
+                    <a:prstGeom prst="rect">
+                      <a:avLst/>
+                    </a:prstGeom>
+                    <a:noFill/>
+                    <a:ln w="9525">
+                      <a:noFill/>
+                      <a:miter lim="800000"/>
+                      <a:headEnd/>
+                      <a:tailEnd/>
+                    </a:ln>
+                  </pic:spPr>
+                </pic:pic>
+              </a:graphicData>
+            </a:graphic>
+          </wp:inline>
+        </w:drawing>
+      </w:r>
     </w:p>
     <w:p>
       <w:pPr>
@@ -1056,6 +3426,7 @@
     <w:p>
       <w:proofErr w:type="spellStart"/>
       <w:r>
+        <w:lastRenderedPageBreak/>
         <w:t>counter</w:t>
       </w:r>
       <w:proofErr w:type="spellEnd"/>
@@ -1520,6 +3891,37 @@
     <w:uiPriority w:val="99"/>
     <w:semiHidden/>
     <w:unhideWhenUsed/>
+  </w:style>
+  <w:style w:type="paragraph" w:styleId="a3">
+    <w:name w:val="Balloon Text"/>
+    <w:basedOn w:val="a"/>
+    <w:link w:val="a4"/>
+    <w:uiPriority w:val="99"/>
+    <w:semiHidden/>
+    <w:unhideWhenUsed/>
+    <w:rsid w:val="007752C8"/>
+    <w:pPr>
+      <w:spacing w:after="0" w:line="240" w:lineRule="auto"/>
+    </w:pPr>
+    <w:rPr>
+      <w:rFonts w:ascii="Tahoma" w:hAnsi="Tahoma" w:cs="Tahoma"/>
+      <w:sz w:val="16"/>
+      <w:szCs w:val="16"/>
+    </w:rPr>
+  </w:style>
+  <w:style w:type="character" w:customStyle="1" w:styleId="a4">
+    <w:name w:val="Текст выноски Знак"/>
+    <w:basedOn w:val="a0"/>
+    <w:link w:val="a3"/>
+    <w:uiPriority w:val="99"/>
+    <w:semiHidden/>
+    <w:rsid w:val="007752C8"/>
+    <w:rPr>
+      <w:rFonts w:ascii="Tahoma" w:hAnsi="Tahoma" w:cs="Tahoma"/>
+      <w:kern w:val="2"/>
+      <w:sz w:val="16"/>
+      <w:szCs w:val="16"/>
+    </w:rPr>
   </w:style>
 </w:styles>
 </file>
